--- a/applications/ifad/documents/ifad_word.docx
+++ b/applications/ifad/documents/ifad_word.docx
@@ -4,7 +4,7 @@
   <w:body>
     <w:p>
       <w:pPr>
-        <w:spacing w:after="80" w:before="0" w:line="288" w:lineRule="auto"/>
+        <w:spacing w:after="80" w:line="293" w:lineRule="auto"/>
         <w:jc w:val="center"/>
       </w:pPr>
       <w:r>
@@ -20,23 +20,7 @@
     </w:p>
     <w:p>
       <w:pPr>
-        <w:spacing w:after="240" w:before="0" w:line="288" w:lineRule="auto"/>
-        <w:jc w:val="center"/>
-      </w:pPr>
-      <w:r>
-        <w:rPr>
-          <w:rFonts w:ascii="Calibri" w:hAnsi="Calibri" w:eastAsia="Calibri"/>
-          <w:b w:val="0"/>
-          <w:i w:val="0"/>
-          <w:color w:val="3A4A54"/>
-          <w:sz w:val="22"/>
-        </w:rPr>
-        <w:t>Win-Win Application Pack</w:t>
-      </w:r>
-    </w:p>
-    <w:p>
-      <w:pPr>
-        <w:spacing w:after="80" w:before="0" w:line="288" w:lineRule="auto"/>
+        <w:spacing w:after="80" w:line="293" w:lineRule="auto"/>
         <w:jc w:val="center"/>
       </w:pPr>
       <w:r>
@@ -47,12 +31,12 @@
           <w:color w:val="0A1F2E"/>
           <w:sz w:val="44"/>
         </w:rPr>
-        <w:t>Health–Livelihood Intelligence for Rural Policy</w:t>
+        <w:t>Concept Note — Health–Livelihood Intelligence for Rural Policy</w:t>
       </w:r>
     </w:p>
     <w:p>
       <w:pPr>
-        <w:spacing w:after="80" w:before="0" w:line="288" w:lineRule="auto"/>
+        <w:spacing w:after="80" w:line="293" w:lineRule="auto"/>
         <w:jc w:val="center"/>
       </w:pPr>
       <w:r>
@@ -61,14 +45,14 @@
           <w:b/>
           <w:i/>
           <w:color w:val="C45C26"/>
-          <w:sz w:val="24"/>
+          <w:sz w:val="26"/>
         </w:rPr>
-        <w:t>Linking community health data to rural development performance</w:t>
+        <w:t>Linking community health signals to rural development performance and investment</w:t>
       </w:r>
     </w:p>
     <w:p>
       <w:pPr>
-        <w:spacing w:after="200" w:before="0" w:line="288" w:lineRule="auto"/>
+        <w:spacing w:after="200" w:line="293" w:lineRule="auto"/>
         <w:jc w:val="center"/>
       </w:pPr>
       <w:r>
@@ -84,13 +68,12 @@
     </w:p>
     <w:p>
       <w:pPr>
-        <w:spacing w:before="80" w:after="40"/>
         <w:jc w:val="center"/>
       </w:pPr>
       <w:r>
         <w:drawing>
           <wp:inline xmlns:a="http://schemas.openxmlformats.org/drawingml/2006/main" xmlns:pic="http://schemas.openxmlformats.org/drawingml/2006/picture">
-            <wp:extent cx="5205224" cy="2926079"/>
+            <wp:extent cx="5530551" cy="3108960"/>
             <wp:docPr id="1" name="Picture 1"/>
             <wp:cNvGraphicFramePr>
               <a:graphicFrameLocks noChangeAspect="1"/>
@@ -111,7 +94,7 @@
                   <pic:spPr>
                     <a:xfrm>
                       <a:off x="0" y="0"/>
-                      <a:ext cx="5205224" cy="2926079"/>
+                      <a:ext cx="5530551" cy="3108960"/>
                     </a:xfrm>
                     <a:prstGeom prst="rect"/>
                   </pic:spPr>
@@ -124,7 +107,7 @@
     </w:p>
     <w:p>
       <w:pPr>
-        <w:spacing w:after="200" w:before="40" w:line="288" w:lineRule="auto"/>
+        <w:spacing w:after="200" w:line="293" w:lineRule="auto"/>
         <w:jc w:val="center"/>
       </w:pPr>
       <w:r>
@@ -135,330 +118,28 @@
           <w:color w:val="3A4A54"/>
           <w:sz w:val="18"/>
         </w:rPr>
-        <w:t>FairBanks Community Reach — Health for All — Obulamu eri Bonna · Afya kwa Wote · Oburamu bwa Boona</w:t>
+        <w:t>Health for All — Obulamu eri Bonna · Afya kwa Wote · Oburamu bwa Boona</w:t>
       </w:r>
     </w:p>
-    <w:tbl>
-      <w:tblPr>
-        <w:tblW w:type="auto" w:w="0"/>
-        <w:jc w:val="center"/>
-        <w:tblLook w:firstColumn="1" w:firstRow="1" w:lastColumn="0" w:lastRow="0" w:noHBand="0" w:noVBand="1" w:val="04A0"/>
-      </w:tblPr>
-      <w:tblGrid>
-        <w:gridCol w:w="4896"/>
-        <w:gridCol w:w="4896"/>
-      </w:tblGrid>
-      <w:tr>
-        <w:tc>
-          <w:tcPr>
-            <w:tcW w:type="dxa" w:w="2304"/>
-            <w:shd w:fill="0D6E6E"/>
-            <w:tcBorders>
-              <w:top w:val="single" w:sz="8" w:color="0D6E6E"/>
-              <w:left w:val="single" w:sz="8" w:color="0D6E6E"/>
-              <w:bottom w:val="single" w:sz="8" w:color="0D6E6E"/>
-              <w:right w:val="single" w:sz="8" w:color="0D6E6E"/>
-            </w:tcBorders>
-          </w:tcPr>
-          <w:p>
-            <w:r/>
-            <w:r>
-              <w:rPr>
-                <w:rFonts w:ascii="Calibri" w:hAnsi="Calibri" w:eastAsia="Calibri"/>
-                <w:b/>
-                <w:i w:val="0"/>
-                <w:color w:val="FFFFFF"/>
-                <w:sz w:val="20"/>
-              </w:rPr>
-              <w:t>Item</w:t>
-            </w:r>
-          </w:p>
-        </w:tc>
-        <w:tc>
-          <w:tcPr>
-            <w:tcW w:type="dxa" w:w="6912"/>
-            <w:shd w:fill="0D6E6E"/>
-            <w:tcBorders>
-              <w:top w:val="single" w:sz="8" w:color="0D6E6E"/>
-              <w:left w:val="single" w:sz="8" w:color="0D6E6E"/>
-              <w:bottom w:val="single" w:sz="8" w:color="0D6E6E"/>
-              <w:right w:val="single" w:sz="8" w:color="0D6E6E"/>
-            </w:tcBorders>
-          </w:tcPr>
-          <w:p>
-            <w:r/>
-            <w:r>
-              <w:rPr>
-                <w:rFonts w:ascii="Calibri" w:hAnsi="Calibri" w:eastAsia="Calibri"/>
-                <w:b/>
-                <w:i w:val="0"/>
-                <w:color w:val="FFFFFF"/>
-                <w:sz w:val="20"/>
-              </w:rPr>
-              <w:t>Detail</w:t>
-            </w:r>
-          </w:p>
-        </w:tc>
-      </w:tr>
-      <w:tr>
-        <w:tc>
-          <w:tcPr>
-            <w:tcW w:type="dxa" w:w="2304"/>
-            <w:tcBorders>
-              <w:top w:val="single" w:sz="8" w:color="D0DCDC"/>
-              <w:left w:val="single" w:sz="8" w:color="D0DCDC"/>
-              <w:bottom w:val="single" w:sz="8" w:color="D0DCDC"/>
-              <w:right w:val="single" w:sz="8" w:color="D0DCDC"/>
-            </w:tcBorders>
-          </w:tcPr>
-          <w:p>
-            <w:r/>
-            <w:r>
-              <w:rPr>
-                <w:rFonts w:ascii="Calibri" w:hAnsi="Calibri" w:eastAsia="Calibri"/>
-                <w:b w:val="0"/>
-                <w:i w:val="0"/>
-                <w:color w:val="1E2F38"/>
-                <w:sz w:val="20"/>
-              </w:rPr>
-              <w:t>Applicant</w:t>
-            </w:r>
-          </w:p>
-        </w:tc>
-        <w:tc>
-          <w:tcPr>
-            <w:tcW w:type="dxa" w:w="6912"/>
-            <w:tcBorders>
-              <w:top w:val="single" w:sz="8" w:color="D0DCDC"/>
-              <w:left w:val="single" w:sz="8" w:color="D0DCDC"/>
-              <w:bottom w:val="single" w:sz="8" w:color="D0DCDC"/>
-              <w:right w:val="single" w:sz="8" w:color="D0DCDC"/>
-            </w:tcBorders>
-          </w:tcPr>
-          <w:p>
-            <w:r/>
-            <w:r>
-              <w:rPr>
-                <w:rFonts w:ascii="Calibri" w:hAnsi="Calibri" w:eastAsia="Calibri"/>
-                <w:b w:val="0"/>
-                <w:i w:val="0"/>
-                <w:color w:val="1E2F38"/>
-                <w:sz w:val="20"/>
-              </w:rPr>
-              <w:t>FairBanks (with research / policy partners as required) — Uganda</w:t>
-            </w:r>
-          </w:p>
-        </w:tc>
-      </w:tr>
-      <w:tr>
-        <w:tc>
-          <w:tcPr>
-            <w:tcW w:type="dxa" w:w="2304"/>
-            <w:shd w:fill="F7F5F0"/>
-            <w:tcBorders>
-              <w:top w:val="single" w:sz="8" w:color="D0DCDC"/>
-              <w:left w:val="single" w:sz="8" w:color="D0DCDC"/>
-              <w:bottom w:val="single" w:sz="8" w:color="D0DCDC"/>
-              <w:right w:val="single" w:sz="8" w:color="D0DCDC"/>
-            </w:tcBorders>
-          </w:tcPr>
-          <w:p>
-            <w:r/>
-            <w:r>
-              <w:rPr>
-                <w:rFonts w:ascii="Calibri" w:hAnsi="Calibri" w:eastAsia="Calibri"/>
-                <w:b w:val="0"/>
-                <w:i w:val="0"/>
-                <w:color w:val="1E2F38"/>
-                <w:sz w:val="20"/>
-              </w:rPr>
-              <w:t>Programme</w:t>
-            </w:r>
-          </w:p>
-        </w:tc>
-        <w:tc>
-          <w:tcPr>
-            <w:tcW w:type="dxa" w:w="6912"/>
-            <w:shd w:fill="F7F5F0"/>
-            <w:tcBorders>
-              <w:top w:val="single" w:sz="8" w:color="D0DCDC"/>
-              <w:left w:val="single" w:sz="8" w:color="D0DCDC"/>
-              <w:bottom w:val="single" w:sz="8" w:color="D0DCDC"/>
-              <w:right w:val="single" w:sz="8" w:color="D0DCDC"/>
-            </w:tcBorders>
-          </w:tcPr>
-          <w:p>
-            <w:r/>
-            <w:r>
-              <w:rPr>
-                <w:rFonts w:ascii="Calibri" w:hAnsi="Calibri" w:eastAsia="Calibri"/>
-                <w:b w:val="0"/>
-                <w:i w:val="0"/>
-                <w:color w:val="1E2F38"/>
-                <w:sz w:val="20"/>
-              </w:rPr>
-              <w:t>IFAD Grant — Rural Sector Performance Assessment (up to US$1.2M)</w:t>
-            </w:r>
-          </w:p>
-        </w:tc>
-      </w:tr>
-      <w:tr>
-        <w:tc>
-          <w:tcPr>
-            <w:tcW w:type="dxa" w:w="2304"/>
-            <w:tcBorders>
-              <w:top w:val="single" w:sz="8" w:color="D0DCDC"/>
-              <w:left w:val="single" w:sz="8" w:color="D0DCDC"/>
-              <w:bottom w:val="single" w:sz="8" w:color="D0DCDC"/>
-              <w:right w:val="single" w:sz="8" w:color="D0DCDC"/>
-            </w:tcBorders>
-          </w:tcPr>
-          <w:p>
-            <w:r/>
-            <w:r>
-              <w:rPr>
-                <w:rFonts w:ascii="Calibri" w:hAnsi="Calibri" w:eastAsia="Calibri"/>
-                <w:b w:val="0"/>
-                <w:i w:val="0"/>
-                <w:color w:val="1E2F38"/>
-                <w:sz w:val="20"/>
-              </w:rPr>
-              <w:t>Deadline</w:t>
-            </w:r>
-          </w:p>
-        </w:tc>
-        <w:tc>
-          <w:tcPr>
-            <w:tcW w:type="dxa" w:w="6912"/>
-            <w:tcBorders>
-              <w:top w:val="single" w:sz="8" w:color="D0DCDC"/>
-              <w:left w:val="single" w:sz="8" w:color="D0DCDC"/>
-              <w:bottom w:val="single" w:sz="8" w:color="D0DCDC"/>
-              <w:right w:val="single" w:sz="8" w:color="D0DCDC"/>
-            </w:tcBorders>
-          </w:tcPr>
-          <w:p>
-            <w:r/>
-            <w:r>
-              <w:rPr>
-                <w:rFonts w:ascii="Calibri" w:hAnsi="Calibri" w:eastAsia="Calibri"/>
-                <w:b w:val="0"/>
-                <w:i w:val="0"/>
-                <w:color w:val="1E2F38"/>
-                <w:sz w:val="20"/>
-              </w:rPr>
-              <w:t>4 September 2026 (12:00 CET); optional EOI 31 July 2026</w:t>
-            </w:r>
-          </w:p>
-        </w:tc>
-      </w:tr>
-      <w:tr>
-        <w:tc>
-          <w:tcPr>
-            <w:tcW w:type="dxa" w:w="2304"/>
-            <w:shd w:fill="F7F5F0"/>
-            <w:tcBorders>
-              <w:top w:val="single" w:sz="8" w:color="D0DCDC"/>
-              <w:left w:val="single" w:sz="8" w:color="D0DCDC"/>
-              <w:bottom w:val="single" w:sz="8" w:color="D0DCDC"/>
-              <w:right w:val="single" w:sz="8" w:color="D0DCDC"/>
-            </w:tcBorders>
-          </w:tcPr>
-          <w:p>
-            <w:r/>
-            <w:r>
-              <w:rPr>
-                <w:rFonts w:ascii="Calibri" w:hAnsi="Calibri" w:eastAsia="Calibri"/>
-                <w:b w:val="0"/>
-                <w:i w:val="0"/>
-                <w:color w:val="1E2F38"/>
-                <w:sz w:val="20"/>
-              </w:rPr>
-              <w:t>Geography</w:t>
-            </w:r>
-          </w:p>
-        </w:tc>
-        <w:tc>
-          <w:tcPr>
-            <w:tcW w:type="dxa" w:w="6912"/>
-            <w:shd w:fill="F7F5F0"/>
-            <w:tcBorders>
-              <w:top w:val="single" w:sz="8" w:color="D0DCDC"/>
-              <w:left w:val="single" w:sz="8" w:color="D0DCDC"/>
-              <w:bottom w:val="single" w:sz="8" w:color="D0DCDC"/>
-              <w:right w:val="single" w:sz="8" w:color="D0DCDC"/>
-            </w:tcBorders>
-          </w:tcPr>
-          <w:p>
-            <w:r/>
-            <w:r>
-              <w:rPr>
-                <w:rFonts w:ascii="Calibri" w:hAnsi="Calibri" w:eastAsia="Calibri"/>
-                <w:b w:val="0"/>
-                <w:i w:val="0"/>
-                <w:color w:val="1E2F38"/>
-                <w:sz w:val="20"/>
-              </w:rPr>
-              <w:t>Uganda rural / peri-urban catchments · policy learning global</w:t>
-            </w:r>
-          </w:p>
-        </w:tc>
-      </w:tr>
-      <w:tr>
-        <w:tc>
-          <w:tcPr>
-            <w:tcW w:type="dxa" w:w="2304"/>
-            <w:tcBorders>
-              <w:top w:val="single" w:sz="8" w:color="D0DCDC"/>
-              <w:left w:val="single" w:sz="8" w:color="D0DCDC"/>
-              <w:bottom w:val="single" w:sz="8" w:color="D0DCDC"/>
-              <w:right w:val="single" w:sz="8" w:color="D0DCDC"/>
-            </w:tcBorders>
-          </w:tcPr>
-          <w:p>
-            <w:r/>
-            <w:r>
-              <w:rPr>
-                <w:rFonts w:ascii="Calibri" w:hAnsi="Calibri" w:eastAsia="Calibri"/>
-                <w:b w:val="0"/>
-                <w:i w:val="0"/>
-                <w:color w:val="1E2F38"/>
-                <w:sz w:val="20"/>
-              </w:rPr>
-              <w:t>The ask</w:t>
-            </w:r>
-          </w:p>
-        </w:tc>
-        <w:tc>
-          <w:tcPr>
-            <w:tcW w:type="dxa" w:w="6912"/>
-            <w:tcBorders>
-              <w:top w:val="single" w:sz="8" w:color="D0DCDC"/>
-              <w:left w:val="single" w:sz="8" w:color="D0DCDC"/>
-              <w:bottom w:val="single" w:sz="8" w:color="D0DCDC"/>
-              <w:right w:val="single" w:sz="8" w:color="D0DCDC"/>
-            </w:tcBorders>
-          </w:tcPr>
-          <w:p>
-            <w:r/>
-            <w:r>
-              <w:rPr>
-                <w:rFonts w:ascii="Calibri" w:hAnsi="Calibri" w:eastAsia="Calibri"/>
-                <w:b w:val="0"/>
-                <w:i w:val="0"/>
-                <w:color w:val="1E2F38"/>
-                <w:sz w:val="20"/>
-              </w:rPr>
-              <w:t>Consider FairBanks (and partners) for EOI and full proposal on health–livelihood policy intelligence.</w:t>
-            </w:r>
-          </w:p>
-        </w:tc>
-      </w:tr>
-    </w:tbl>
-    <w:p/>
     <w:p>
       <w:pPr>
-        <w:spacing w:after="120" w:before="0" w:line="288" w:lineRule="auto"/>
+        <w:spacing w:after="40" w:line="293" w:lineRule="auto"/>
+        <w:jc w:val="center"/>
+      </w:pPr>
+      <w:r>
+        <w:rPr>
+          <w:rFonts w:ascii="Calibri" w:hAnsi="Calibri" w:eastAsia="Calibri"/>
+          <w:b w:val="0"/>
+          <w:i w:val="0"/>
+          <w:color w:val="3A4A54"/>
+          <w:sz w:val="20"/>
+        </w:rPr>
+        <w:t>Optional non-binding Expression of Interest by 31 July 2026 · Full proposal by 4 September 2026 (12:00 CET)</w:t>
+      </w:r>
+    </w:p>
+    <w:p>
+      <w:pPr>
+        <w:spacing w:after="280" w:line="293" w:lineRule="auto"/>
         <w:jc w:val="center"/>
       </w:pPr>
       <w:r>
@@ -479,7 +160,7 @@
     </w:p>
     <w:p>
       <w:pPr>
-        <w:spacing w:before="280" w:after="100"/>
+        <w:spacing w:before="280" w:after="120"/>
       </w:pPr>
       <w:r>
         <w:rPr>
@@ -487,14 +168,14 @@
           <w:b/>
           <w:i w:val="0"/>
           <w:color w:val="0A1F2E"/>
-          <w:sz w:val="36"/>
+          <w:sz w:val="40"/>
         </w:rPr>
-        <w:t>1. Executive Summary</w:t>
+        <w:t>1. Concept note summary</w:t>
       </w:r>
     </w:p>
     <w:p>
       <w:pPr>
-        <w:spacing w:after="160" w:before="0" w:line="288" w:lineRule="auto"/>
+        <w:spacing w:after="160" w:line="293" w:lineRule="auto"/>
         <w:jc w:val="left"/>
       </w:pPr>
       <w:r>
@@ -510,7 +191,7 @@
     </w:p>
     <w:p>
       <w:pPr>
-        <w:spacing w:after="160" w:before="0" w:line="288" w:lineRule="auto"/>
+        <w:spacing w:after="160" w:line="293" w:lineRule="auto"/>
         <w:jc w:val="left"/>
       </w:pPr>
       <w:r>
@@ -521,28 +202,12 @@
           <w:color w:val="1E2F38"/>
           <w:sz w:val="22"/>
         </w:rPr>
-        <w:t>FairBanks' cascade already links health to livelihoods and resilient families. FCHIP can contribute community health and vulnerability signals that make rural performance assessment more human-centred.</w:t>
+        <w:t>FairBanks' cascade already links health to livelihoods and resilient families. FCHIP can contribute community health and vulnerability signals that make rural performance assessment more human-centred. This pack frames a careful, partnership-ready fit — to be confirmed against IFAD's detailed thematic guidance before full proposal effort.</w:t>
       </w:r>
     </w:p>
     <w:p>
       <w:pPr>
-        <w:spacing w:after="160" w:before="0" w:line="288" w:lineRule="auto"/>
-        <w:jc w:val="left"/>
-      </w:pPr>
-      <w:r>
-        <w:rPr>
-          <w:rFonts w:ascii="Calibri" w:hAnsi="Calibri" w:eastAsia="Calibri"/>
-          <w:b/>
-          <w:i w:val="0"/>
-          <w:color w:val="1E2F38"/>
-          <w:sz w:val="22"/>
-        </w:rPr>
-        <w:t>This pack frames a careful, partnership-ready fit — to be confirmed against IFAD's detailed thematic guidance before full proposal effort.</w:t>
-      </w:r>
-    </w:p>
-    <w:p>
-      <w:pPr>
-        <w:spacing w:before="280" w:after="100"/>
+        <w:spacing w:before="280" w:after="120"/>
       </w:pPr>
       <w:r>
         <w:rPr>
@@ -550,14 +215,14 @@
           <w:b/>
           <w:i w:val="0"/>
           <w:color w:val="0A1F2E"/>
-          <w:sz w:val="36"/>
+          <w:sz w:val="40"/>
         </w:rPr>
-        <w:t>2. Win-Win Value</w:t>
+        <w:t>2. Thematic fit verification</w:t>
       </w:r>
     </w:p>
     <w:p>
       <w:pPr>
-        <w:spacing w:after="160" w:before="0" w:line="288" w:lineRule="auto"/>
+        <w:spacing w:after="160" w:line="293" w:lineRule="auto"/>
         <w:jc w:val="left"/>
       </w:pPr>
       <w:r>
@@ -568,28 +233,13 @@
           <w:color w:val="1E2F38"/>
           <w:sz w:val="22"/>
         </w:rPr>
-        <w:t>This application is designed as a true partnership: FairBanks grows capacity and reach; the programme advances its own mission with a grounded African health-tech partner.</w:t>
+        <w:t>We treat thematic alignment as a gate, not an assumption. Before investing full proposal effort, FairBanks will submit an optional Expression of Interest (31 July 2026) and review IFAD's detailed guidance against our proposed health–livelihood indicators.</w:t>
       </w:r>
     </w:p>
     <w:p>
       <w:pPr>
-        <w:spacing w:before="180" w:after="100"/>
-      </w:pPr>
-      <w:r>
-        <w:rPr>
-          <w:rFonts w:ascii="Calibri" w:hAnsi="Calibri" w:eastAsia="Calibri"/>
-          <w:b/>
-          <w:i w:val="0"/>
-          <w:color w:val="0D6E6E"/>
-          <w:sz w:val="26"/>
-        </w:rPr>
-        <w:t>2.1 What FairBanks / FCHIP gains</w:t>
-      </w:r>
-    </w:p>
-    <w:p>
-      <w:pPr>
-        <w:pStyle w:val="ListBullet"/>
-        <w:spacing w:after="60"/>
+        <w:spacing w:after="160" w:line="293" w:lineRule="auto"/>
+        <w:jc w:val="left"/>
       </w:pPr>
       <w:r>
         <w:rPr>
@@ -599,139 +249,12 @@
           <w:color w:val="1E2F38"/>
           <w:sz w:val="22"/>
         </w:rPr>
-        <w:t>Resources to connect health intelligence with rural livelihood policy</w:t>
+        <w:t>If official guidance confirms fit, we proceed to a full proposal by 4 September 2026. If not, we will not stretch the narrative beyond what the call supports — protecting evaluator time and our own integrity.</w:t>
       </w:r>
     </w:p>
     <w:p>
       <w:pPr>
-        <w:pStyle w:val="ListBullet"/>
-        <w:spacing w:after="60"/>
-      </w:pPr>
-      <w:r>
-        <w:rPr>
-          <w:rFonts w:ascii="Calibri" w:hAnsi="Calibri" w:eastAsia="Calibri"/>
-          <w:b w:val="0"/>
-          <w:i w:val="0"/>
-          <w:color w:val="1E2F38"/>
-          <w:sz w:val="22"/>
-        </w:rPr>
-        <w:t>Partnerships with universities / think tanks on rigorous assessment</w:t>
-      </w:r>
-    </w:p>
-    <w:p>
-      <w:pPr>
-        <w:pStyle w:val="ListBullet"/>
-        <w:spacing w:after="60"/>
-      </w:pPr>
-      <w:r>
-        <w:rPr>
-          <w:rFonts w:ascii="Calibri" w:hAnsi="Calibri" w:eastAsia="Calibri"/>
-          <w:b w:val="0"/>
-          <w:i w:val="0"/>
-          <w:color w:val="1E2F38"/>
-          <w:sz w:val="22"/>
-        </w:rPr>
-        <w:t>Evidence that prevention protects income and food security</w:t>
-      </w:r>
-    </w:p>
-    <w:p>
-      <w:pPr>
-        <w:pStyle w:val="ListBullet"/>
-        <w:spacing w:after="60"/>
-      </w:pPr>
-      <w:r>
-        <w:rPr>
-          <w:rFonts w:ascii="Calibri" w:hAnsi="Calibri" w:eastAsia="Calibri"/>
-          <w:b w:val="0"/>
-          <w:i w:val="0"/>
-          <w:color w:val="1E2F38"/>
-          <w:sz w:val="22"/>
-        </w:rPr>
-        <w:t>Optional EOI path to test fit early (31 July 2026)</w:t>
-      </w:r>
-    </w:p>
-    <w:p>
-      <w:pPr>
-        <w:spacing w:before="180" w:after="100"/>
-      </w:pPr>
-      <w:r>
-        <w:rPr>
-          <w:rFonts w:ascii="Calibri" w:hAnsi="Calibri" w:eastAsia="Calibri"/>
-          <w:b/>
-          <w:i w:val="0"/>
-          <w:color w:val="0D6E6E"/>
-          <w:sz w:val="26"/>
-        </w:rPr>
-        <w:t>2.2 What the programme / partners gain</w:t>
-      </w:r>
-    </w:p>
-    <w:p>
-      <w:pPr>
-        <w:pStyle w:val="ListBullet"/>
-        <w:spacing w:after="60"/>
-      </w:pPr>
-      <w:r>
-        <w:rPr>
-          <w:rFonts w:ascii="Calibri" w:hAnsi="Calibri" w:eastAsia="Calibri"/>
-          <w:b w:val="0"/>
-          <w:i w:val="0"/>
-          <w:color w:val="1E2F38"/>
-          <w:sz w:val="22"/>
-        </w:rPr>
-        <w:t>Ground-level health and vulnerability data from community programmes</w:t>
-      </w:r>
-    </w:p>
-    <w:p>
-      <w:pPr>
-        <w:pStyle w:val="ListBullet"/>
-        <w:spacing w:after="60"/>
-      </w:pPr>
-      <w:r>
-        <w:rPr>
-          <w:rFonts w:ascii="Calibri" w:hAnsi="Calibri" w:eastAsia="Calibri"/>
-          <w:b w:val="0"/>
-          <w:i w:val="0"/>
-          <w:color w:val="1E2F38"/>
-          <w:sz w:val="22"/>
-        </w:rPr>
-        <w:t>Private-sector / social enterprise implementer with field access</w:t>
-      </w:r>
-    </w:p>
-    <w:p>
-      <w:pPr>
-        <w:pStyle w:val="ListBullet"/>
-        <w:spacing w:after="60"/>
-      </w:pPr>
-      <w:r>
-        <w:rPr>
-          <w:rFonts w:ascii="Calibri" w:hAnsi="Calibri" w:eastAsia="Calibri"/>
-          <w:b w:val="0"/>
-          <w:i w:val="0"/>
-          <w:color w:val="1E2F38"/>
-          <w:sz w:val="22"/>
-        </w:rPr>
-        <w:t>SDG-aligned story: health shocks as rural poverty drivers</w:t>
-      </w:r>
-    </w:p>
-    <w:p>
-      <w:pPr>
-        <w:pStyle w:val="ListBullet"/>
-        <w:spacing w:after="60"/>
-      </w:pPr>
-      <w:r>
-        <w:rPr>
-          <w:rFonts w:ascii="Calibri" w:hAnsi="Calibri" w:eastAsia="Calibri"/>
-          <w:b w:val="0"/>
-          <w:i w:val="0"/>
-          <w:color w:val="1E2F38"/>
-          <w:sz w:val="22"/>
-        </w:rPr>
-        <w:t>Counterpart contribution potential via FairBanks operations (20–25%)</w:t>
-      </w:r>
-    </w:p>
-    <w:p>
-      <w:pPr>
-        <w:spacing w:before="280" w:after="100"/>
+        <w:spacing w:before="280" w:after="120"/>
       </w:pPr>
       <w:r>
         <w:rPr>
@@ -739,20 +262,19 @@
           <w:b/>
           <w:i w:val="0"/>
           <w:color w:val="0A1F2E"/>
-          <w:sz w:val="36"/>
+          <w:sz w:val="40"/>
         </w:rPr>
-        <w:t>3. The Problem We Address</w:t>
+        <w:t>3. Health shocks and rural livelihoods</w:t>
       </w:r>
     </w:p>
     <w:p>
       <w:pPr>
-        <w:spacing w:before="80" w:after="40"/>
         <w:jc w:val="center"/>
       </w:pPr>
       <w:r>
         <w:drawing>
           <wp:inline xmlns:a="http://schemas.openxmlformats.org/drawingml/2006/main" xmlns:pic="http://schemas.openxmlformats.org/drawingml/2006/picture">
-            <wp:extent cx="3430225" cy="2286000"/>
+            <wp:extent cx="4663440" cy="3108960"/>
             <wp:docPr id="2" name="Picture 2"/>
             <wp:cNvGraphicFramePr>
               <a:graphicFrameLocks noChangeAspect="1"/>
@@ -761,7 +283,7 @@
               <a:graphicData uri="http://schemas.openxmlformats.org/drawingml/2006/picture">
                 <pic:pic>
                   <pic:nvPicPr>
-                    <pic:cNvPr id="0" name="reactive_clinic_opt.jpg"/>
+                    <pic:cNvPr id="0" name="outreach_outdoor_clinic_opt.jpg"/>
                     <pic:cNvPicPr/>
                   </pic:nvPicPr>
                   <pic:blipFill>
@@ -773,7 +295,7 @@
                   <pic:spPr>
                     <a:xfrm>
                       <a:off x="0" y="0"/>
-                      <a:ext cx="3430225" cy="2286000"/>
+                      <a:ext cx="4663440" cy="3108960"/>
                     </a:xfrm>
                     <a:prstGeom prst="rect"/>
                   </pic:spPr>
@@ -786,7 +308,7 @@
     </w:p>
     <w:p>
       <w:pPr>
-        <w:spacing w:after="200" w:before="40" w:line="288" w:lineRule="auto"/>
+        <w:spacing w:after="200" w:line="293" w:lineRule="auto"/>
         <w:jc w:val="center"/>
       </w:pPr>
       <w:r>
@@ -797,12 +319,12 @@
           <w:color w:val="3A4A54"/>
           <w:sz w:val="18"/>
         </w:rPr>
-        <w:t>Reactive care waits for sickness before it responds</w:t>
+        <w:t>Community outreach — where health meets livelihoods</w:t>
       </w:r>
     </w:p>
     <w:p>
       <w:pPr>
-        <w:spacing w:after="160" w:before="0" w:line="288" w:lineRule="auto"/>
+        <w:spacing w:after="160" w:line="293" w:lineRule="auto"/>
         <w:jc w:val="left"/>
       </w:pPr>
       <w:r>
@@ -813,12 +335,12 @@
           <w:color w:val="1E2F38"/>
           <w:sz w:val="22"/>
         </w:rPr>
-        <w:t>Rural policy often tracks production and infrastructure while under-weighting health shocks that wipe out household gains.</w:t>
+        <w:t>Rural policy often tracks production and infrastructure while under-weighting health shocks that wipe out household gains. A fever outbreak, a complicated pregnancy, or untreated hypertension can erase months of farm income and push families into debt.</w:t>
       </w:r>
     </w:p>
     <w:p>
       <w:pPr>
-        <w:spacing w:after="160" w:before="0" w:line="288" w:lineRule="auto"/>
+        <w:spacing w:after="160" w:line="293" w:lineRule="auto"/>
         <w:jc w:val="left"/>
       </w:pPr>
       <w:r>
@@ -829,12 +351,12 @@
           <w:color w:val="1E2F38"/>
           <w:sz w:val="22"/>
         </w:rPr>
-        <w:t>Without community health intelligence, rural performance assessments miss a core driver of poverty.</w:t>
+        <w:t>Without community health intelligence, rural performance assessments miss a core driver of poverty. FairBanks sees this daily through outreach in peri-urban and rural-facing catchments around Kampala and partner communities.</w:t>
       </w:r>
     </w:p>
     <w:p>
       <w:pPr>
-        <w:spacing w:before="280" w:after="100"/>
+        <w:spacing w:before="280" w:after="120"/>
       </w:pPr>
       <w:r>
         <w:rPr>
@@ -842,20 +364,19 @@
           <w:b/>
           <w:i w:val="0"/>
           <w:color w:val="0A1F2E"/>
-          <w:sz w:val="36"/>
+          <w:sz w:val="40"/>
         </w:rPr>
-        <w:t>4. Our Solution: FCHIP &amp; Community Reach</w:t>
+        <w:t>4. FCHIP contribution to rural performance assessment</w:t>
       </w:r>
     </w:p>
     <w:p>
       <w:pPr>
-        <w:spacing w:before="80" w:after="40"/>
         <w:jc w:val="center"/>
       </w:pPr>
       <w:r>
         <w:drawing>
           <wp:inline xmlns:a="http://schemas.openxmlformats.org/drawingml/2006/main" xmlns:pic="http://schemas.openxmlformats.org/drawingml/2006/picture">
-            <wp:extent cx="4390688" cy="2926080"/>
+            <wp:extent cx="4665106" cy="3108960"/>
             <wp:docPr id="3" name="Picture 3"/>
             <wp:cNvGraphicFramePr>
               <a:graphicFrameLocks noChangeAspect="1"/>
@@ -876,7 +397,7 @@
                   <pic:spPr>
                     <a:xfrm>
                       <a:off x="0" y="0"/>
-                      <a:ext cx="4390688" cy="2926080"/>
+                      <a:ext cx="4665106" cy="3108960"/>
                     </a:xfrm>
                     <a:prstGeom prst="rect"/>
                   </pic:spPr>
@@ -889,7 +410,7 @@
     </w:p>
     <w:p>
       <w:pPr>
-        <w:spacing w:after="200" w:before="40" w:line="288" w:lineRule="auto"/>
+        <w:spacing w:after="200" w:line="293" w:lineRule="auto"/>
         <w:jc w:val="center"/>
       </w:pPr>
       <w:r>
@@ -900,12 +421,12 @@
           <w:color w:val="3A4A54"/>
           <w:sz w:val="18"/>
         </w:rPr>
-        <w:t>Community signals → capture → FCHIP intelligence → action</w:t>
+        <w:t>Health signals on the FairBanks community cascade</w:t>
       </w:r>
     </w:p>
     <w:p>
       <w:pPr>
-        <w:spacing w:after="160" w:before="0" w:line="288" w:lineRule="auto"/>
+        <w:spacing w:after="160" w:line="293" w:lineRule="auto"/>
         <w:jc w:val="left"/>
       </w:pPr>
       <w:r>
@@ -916,12 +437,12 @@
           <w:color w:val="1E2F38"/>
           <w:sz w:val="22"/>
         </w:rPr>
-        <w:t>Propose a workstream where FCHIP community indicators (illness clusters, maternal risk, missed care) inform rural performance dashboards and policy briefs, in partnership with research institutes.</w:t>
+        <w:t>We propose a workstream where FCHIP community indicators — illness clusters, maternal risk, missed care, medicine stock-outs — inform rural performance dashboards and policy briefs, co-designed with research institutes and IFAD partners.</w:t>
       </w:r>
     </w:p>
     <w:p>
       <w:pPr>
-        <w:spacing w:after="160" w:before="0" w:line="288" w:lineRule="auto"/>
+        <w:spacing w:after="160" w:line="293" w:lineRule="auto"/>
         <w:jc w:val="left"/>
       </w:pPr>
       <w:r>
@@ -932,22 +453,144 @@
           <w:color w:val="1E2F38"/>
           <w:sz w:val="22"/>
         </w:rPr>
-        <w:t>Counterpart effort includes FairBanks field operations, CHW networks, and data stewardship.</w:t>
+        <w:t>The FairBanks cascade connects community members, CHWs/VHTs, outreach programmes, clinical care, research partnerships, and economic empowerment. FCHIP is the intelligence layer that makes health–livelihood linkages visible to policymakers.</w:t>
       </w:r>
     </w:p>
     <w:p>
       <w:pPr>
-        <w:spacing w:before="180" w:after="100"/>
+        <w:spacing w:before="280" w:after="120"/>
       </w:pPr>
       <w:r>
         <w:rPr>
           <w:rFonts w:ascii="Calibri" w:hAnsi="Calibri" w:eastAsia="Calibri"/>
           <w:b/>
           <w:i w:val="0"/>
-          <w:color w:val="0D6E6E"/>
-          <w:sz w:val="26"/>
+          <w:color w:val="0A1F2E"/>
+          <w:sz w:val="40"/>
         </w:rPr>
-        <w:t>4.1 Deep technology core</w:t>
+        <w:t>5. Partnership and counterpart model</w:t>
+      </w:r>
+    </w:p>
+    <w:p>
+      <w:pPr>
+        <w:spacing w:after="160" w:line="293" w:lineRule="auto"/>
+        <w:jc w:val="left"/>
+      </w:pPr>
+      <w:r>
+        <w:rPr>
+          <w:rFonts w:ascii="Calibri" w:hAnsi="Calibri" w:eastAsia="Calibri"/>
+          <w:b w:val="0"/>
+          <w:i w:val="0"/>
+          <w:color w:val="1E2F38"/>
+          <w:sz w:val="22"/>
+        </w:rPr>
+        <w:t>FairBanks brings field operations, CHW networks, and data stewardship. We expect to partner with a university or think tank for rigorous assessment design, ethics review, and policy writing.</w:t>
+      </w:r>
+    </w:p>
+    <w:p>
+      <w:pPr>
+        <w:spacing w:after="160" w:line="293" w:lineRule="auto"/>
+        <w:jc w:val="left"/>
+      </w:pPr>
+      <w:r>
+        <w:rPr>
+          <w:rFonts w:ascii="Calibri" w:hAnsi="Calibri" w:eastAsia="Calibri"/>
+          <w:b w:val="0"/>
+          <w:i w:val="0"/>
+          <w:color w:val="1E2F38"/>
+          <w:sz w:val="22"/>
+        </w:rPr>
+        <w:t>IFAD requires 20–25% counterpart contribution. FairBanks will meet this through in-kind field operations, staff time, outreach infrastructure, and existing digital health foundations — not as a cash substitute for core research costs.</w:t>
+      </w:r>
+    </w:p>
+    <w:p>
+      <w:pPr>
+        <w:spacing w:before="280" w:after="120"/>
+      </w:pPr>
+      <w:r>
+        <w:rPr>
+          <w:rFonts w:ascii="Calibri" w:hAnsi="Calibri" w:eastAsia="Calibri"/>
+          <w:b/>
+          <w:i w:val="0"/>
+          <w:color w:val="0A1F2E"/>
+          <w:sz w:val="40"/>
+        </w:rPr>
+        <w:t>6. Proposed workstreams</w:t>
+      </w:r>
+    </w:p>
+    <w:p>
+      <w:pPr>
+        <w:pStyle w:val="ListBullet"/>
+      </w:pPr>
+      <w:r>
+        <w:rPr>
+          <w:rFonts w:ascii="Calibri" w:hAnsi="Calibri" w:eastAsia="Calibri"/>
+          <w:b w:val="0"/>
+          <w:i w:val="0"/>
+          <w:color w:val="1E2F38"/>
+          <w:sz w:val="22"/>
+        </w:rPr>
+        <w:t>Health-shock markers linked to livelihood stress in rural performance dashboards</w:t>
+      </w:r>
+    </w:p>
+    <w:p>
+      <w:pPr>
+        <w:pStyle w:val="ListBullet"/>
+      </w:pPr>
+      <w:r>
+        <w:rPr>
+          <w:rFonts w:ascii="Calibri" w:hAnsi="Calibri" w:eastAsia="Calibri"/>
+          <w:b w:val="0"/>
+          <w:i w:val="0"/>
+          <w:color w:val="1E2F38"/>
+          <w:sz w:val="22"/>
+        </w:rPr>
+        <w:t>Community-generated indicators from CHW outreach and clinic encounters</w:t>
+      </w:r>
+    </w:p>
+    <w:p>
+      <w:pPr>
+        <w:pStyle w:val="ListBullet"/>
+      </w:pPr>
+      <w:r>
+        <w:rPr>
+          <w:rFonts w:ascii="Calibri" w:hAnsi="Calibri" w:eastAsia="Calibri"/>
+          <w:b w:val="0"/>
+          <w:i w:val="0"/>
+          <w:color w:val="1E2F38"/>
+          <w:sz w:val="22"/>
+        </w:rPr>
+        <w:t>Policy briefs translating FCHIP signals into rural investment priorities</w:t>
+      </w:r>
+    </w:p>
+    <w:p>
+      <w:pPr>
+        <w:pStyle w:val="ListBullet"/>
+      </w:pPr>
+      <w:r>
+        <w:rPr>
+          <w:rFonts w:ascii="Calibri" w:hAnsi="Calibri" w:eastAsia="Calibri"/>
+          <w:b w:val="0"/>
+          <w:i w:val="0"/>
+          <w:color w:val="1E2F38"/>
+          <w:sz w:val="22"/>
+        </w:rPr>
+        <w:t>Partner-led evaluation design with academic / think-tank co-authorship</w:t>
+      </w:r>
+    </w:p>
+    <w:p>
+      <w:pPr>
+        <w:spacing w:before="280" w:after="120"/>
+      </w:pPr>
+      <w:r>
+        <w:rPr>
+          <w:rFonts w:ascii="Calibri" w:hAnsi="Calibri" w:eastAsia="Calibri"/>
+          <w:b/>
+          <w:i w:val="0"/>
+          <w:color w:val="0A1F2E"/>
+          <w:sz w:val="40"/>
+        </w:rPr>
+        <w:t>7. Pathway — EOI to policy learning</w:t>
       </w:r>
     </w:p>
     <w:tbl>
@@ -963,14 +606,8 @@
       <w:tr>
         <w:tc>
           <w:tcPr>
-            <w:tcW w:type="dxa" w:w="3168"/>
+            <w:tcW w:type="dxa" w:w="2592"/>
             <w:shd w:fill="0D6E6E"/>
-            <w:tcBorders>
-              <w:top w:val="single" w:sz="8" w:color="0D6E6E"/>
-              <w:left w:val="single" w:sz="8" w:color="0D6E6E"/>
-              <w:bottom w:val="single" w:sz="8" w:color="0D6E6E"/>
-              <w:right w:val="single" w:sz="8" w:color="0D6E6E"/>
-            </w:tcBorders>
           </w:tcPr>
           <w:p>
             <w:r/>
@@ -982,20 +619,14 @@
                 <w:color w:val="FFFFFF"/>
                 <w:sz w:val="20"/>
               </w:rPr>
-              <w:t>Technology</w:t>
+              <w:t>Step</w:t>
             </w:r>
           </w:p>
         </w:tc>
         <w:tc>
           <w:tcPr>
-            <w:tcW w:type="dxa" w:w="6048"/>
+            <w:tcW w:type="dxa" w:w="6624"/>
             <w:shd w:fill="0D6E6E"/>
-            <w:tcBorders>
-              <w:top w:val="single" w:sz="8" w:color="0D6E6E"/>
-              <w:left w:val="single" w:sz="8" w:color="0D6E6E"/>
-              <w:bottom w:val="single" w:sz="8" w:color="0D6E6E"/>
-              <w:right w:val="single" w:sz="8" w:color="0D6E6E"/>
-            </w:tcBorders>
           </w:tcPr>
           <w:p>
             <w:r/>
@@ -1007,7 +638,7 @@
                 <w:color w:val="FFFFFF"/>
                 <w:sz w:val="20"/>
               </w:rPr>
-              <w:t>Role</w:t>
+              <w:t>Action</w:t>
             </w:r>
           </w:p>
         </w:tc>
@@ -1015,911 +646,7 @@
       <w:tr>
         <w:tc>
           <w:tcPr>
-            <w:tcW w:type="dxa" w:w="3168"/>
-            <w:tcBorders>
-              <w:top w:val="single" w:sz="8" w:color="D0DCDC"/>
-              <w:left w:val="single" w:sz="8" w:color="D0DCDC"/>
-              <w:bottom w:val="single" w:sz="8" w:color="D0DCDC"/>
-              <w:right w:val="single" w:sz="8" w:color="D0DCDC"/>
-            </w:tcBorders>
-          </w:tcPr>
-          <w:p>
-            <w:r/>
-            <w:r>
-              <w:rPr>
-                <w:rFonts w:ascii="Calibri" w:hAnsi="Calibri" w:eastAsia="Calibri"/>
-                <w:b w:val="0"/>
-                <w:i w:val="0"/>
-                <w:color w:val="1E2F38"/>
-                <w:sz w:val="20"/>
-              </w:rPr>
-              <w:t>Artificial Intelligence</w:t>
-            </w:r>
-          </w:p>
-        </w:tc>
-        <w:tc>
-          <w:tcPr>
-            <w:tcW w:type="dxa" w:w="6048"/>
-            <w:tcBorders>
-              <w:top w:val="single" w:sz="8" w:color="D0DCDC"/>
-              <w:left w:val="single" w:sz="8" w:color="D0DCDC"/>
-              <w:bottom w:val="single" w:sz="8" w:color="D0DCDC"/>
-              <w:right w:val="single" w:sz="8" w:color="D0DCDC"/>
-            </w:tcBorders>
-          </w:tcPr>
-          <w:p>
-            <w:r/>
-            <w:r>
-              <w:rPr>
-                <w:rFonts w:ascii="Calibri" w:hAnsi="Calibri" w:eastAsia="Calibri"/>
-                <w:b w:val="0"/>
-                <w:i w:val="0"/>
-                <w:color w:val="1E2F38"/>
-                <w:sz w:val="20"/>
-              </w:rPr>
-              <w:t>Outbreak early warning; maternal and NCD risk scoring</w:t>
-            </w:r>
-          </w:p>
-        </w:tc>
-      </w:tr>
-      <w:tr>
-        <w:tc>
-          <w:tcPr>
-            <w:tcW w:type="dxa" w:w="3168"/>
-            <w:shd w:fill="F7F5F0"/>
-            <w:tcBorders>
-              <w:top w:val="single" w:sz="8" w:color="D0DCDC"/>
-              <w:left w:val="single" w:sz="8" w:color="D0DCDC"/>
-              <w:bottom w:val="single" w:sz="8" w:color="D0DCDC"/>
-              <w:right w:val="single" w:sz="8" w:color="D0DCDC"/>
-            </w:tcBorders>
-          </w:tcPr>
-          <w:p>
-            <w:r/>
-            <w:r>
-              <w:rPr>
-                <w:rFonts w:ascii="Calibri" w:hAnsi="Calibri" w:eastAsia="Calibri"/>
-                <w:b w:val="0"/>
-                <w:i w:val="0"/>
-                <w:color w:val="1E2F38"/>
-                <w:sz w:val="20"/>
-              </w:rPr>
-              <w:t>Machine Learning</w:t>
-            </w:r>
-          </w:p>
-        </w:tc>
-        <w:tc>
-          <w:tcPr>
-            <w:tcW w:type="dxa" w:w="6048"/>
-            <w:shd w:fill="F7F5F0"/>
-            <w:tcBorders>
-              <w:top w:val="single" w:sz="8" w:color="D0DCDC"/>
-              <w:left w:val="single" w:sz="8" w:color="D0DCDC"/>
-              <w:bottom w:val="single" w:sz="8" w:color="D0DCDC"/>
-              <w:right w:val="single" w:sz="8" w:color="D0DCDC"/>
-            </w:tcBorders>
-          </w:tcPr>
-          <w:p>
-            <w:r/>
-            <w:r>
-              <w:rPr>
-                <w:rFonts w:ascii="Calibri" w:hAnsi="Calibri" w:eastAsia="Calibri"/>
-                <w:b w:val="0"/>
-                <w:i w:val="0"/>
-                <w:color w:val="1E2F38"/>
-                <w:sz w:val="20"/>
-              </w:rPr>
-              <w:t>Learn from community patterns, seasons, and outreach outcomes</w:t>
-            </w:r>
-          </w:p>
-        </w:tc>
-      </w:tr>
-      <w:tr>
-        <w:tc>
-          <w:tcPr>
-            <w:tcW w:type="dxa" w:w="3168"/>
-            <w:tcBorders>
-              <w:top w:val="single" w:sz="8" w:color="D0DCDC"/>
-              <w:left w:val="single" w:sz="8" w:color="D0DCDC"/>
-              <w:bottom w:val="single" w:sz="8" w:color="D0DCDC"/>
-              <w:right w:val="single" w:sz="8" w:color="D0DCDC"/>
-            </w:tcBorders>
-          </w:tcPr>
-          <w:p>
-            <w:r/>
-            <w:r>
-              <w:rPr>
-                <w:rFonts w:ascii="Calibri" w:hAnsi="Calibri" w:eastAsia="Calibri"/>
-                <w:b w:val="0"/>
-                <w:i w:val="0"/>
-                <w:color w:val="1E2F38"/>
-                <w:sz w:val="20"/>
-              </w:rPr>
-              <w:t>GIS Mapping</w:t>
-            </w:r>
-          </w:p>
-        </w:tc>
-        <w:tc>
-          <w:tcPr>
-            <w:tcW w:type="dxa" w:w="6048"/>
-            <w:tcBorders>
-              <w:top w:val="single" w:sz="8" w:color="D0DCDC"/>
-              <w:left w:val="single" w:sz="8" w:color="D0DCDC"/>
-              <w:bottom w:val="single" w:sz="8" w:color="D0DCDC"/>
-              <w:right w:val="single" w:sz="8" w:color="D0DCDC"/>
-            </w:tcBorders>
-          </w:tcPr>
-          <w:p>
-            <w:r/>
-            <w:r>
-              <w:rPr>
-                <w:rFonts w:ascii="Calibri" w:hAnsi="Calibri" w:eastAsia="Calibri"/>
-                <w:b w:val="0"/>
-                <w:i w:val="0"/>
-                <w:color w:val="1E2F38"/>
-                <w:sz w:val="20"/>
-              </w:rPr>
-              <w:t>Disease distribution, hotspots, and resource gaps</w:t>
-            </w:r>
-          </w:p>
-        </w:tc>
-      </w:tr>
-      <w:tr>
-        <w:tc>
-          <w:tcPr>
-            <w:tcW w:type="dxa" w:w="3168"/>
-            <w:shd w:fill="F7F5F0"/>
-            <w:tcBorders>
-              <w:top w:val="single" w:sz="8" w:color="D0DCDC"/>
-              <w:left w:val="single" w:sz="8" w:color="D0DCDC"/>
-              <w:bottom w:val="single" w:sz="8" w:color="D0DCDC"/>
-              <w:right w:val="single" w:sz="8" w:color="D0DCDC"/>
-            </w:tcBorders>
-          </w:tcPr>
-          <w:p>
-            <w:r/>
-            <w:r>
-              <w:rPr>
-                <w:rFonts w:ascii="Calibri" w:hAnsi="Calibri" w:eastAsia="Calibri"/>
-                <w:b w:val="0"/>
-                <w:i w:val="0"/>
-                <w:color w:val="1E2F38"/>
-                <w:sz w:val="20"/>
-              </w:rPr>
-              <w:t>Mobile Data Collection</w:t>
-            </w:r>
-          </w:p>
-        </w:tc>
-        <w:tc>
-          <w:tcPr>
-            <w:tcW w:type="dxa" w:w="6048"/>
-            <w:shd w:fill="F7F5F0"/>
-            <w:tcBorders>
-              <w:top w:val="single" w:sz="8" w:color="D0DCDC"/>
-              <w:left w:val="single" w:sz="8" w:color="D0DCDC"/>
-              <w:bottom w:val="single" w:sz="8" w:color="D0DCDC"/>
-              <w:right w:val="single" w:sz="8" w:color="D0DCDC"/>
-            </w:tcBorders>
-          </w:tcPr>
-          <w:p>
-            <w:r/>
-            <w:r>
-              <w:rPr>
-                <w:rFonts w:ascii="Calibri" w:hAnsi="Calibri" w:eastAsia="Calibri"/>
-                <w:b w:val="0"/>
-                <w:i w:val="0"/>
-                <w:color w:val="1E2F38"/>
-                <w:sz w:val="20"/>
-              </w:rPr>
-              <w:t>Offline-capable CHW/VHT capture at household level</w:t>
-            </w:r>
-          </w:p>
-        </w:tc>
-      </w:tr>
-      <w:tr>
-        <w:tc>
-          <w:tcPr>
-            <w:tcW w:type="dxa" w:w="3168"/>
-            <w:tcBorders>
-              <w:top w:val="single" w:sz="8" w:color="D0DCDC"/>
-              <w:left w:val="single" w:sz="8" w:color="D0DCDC"/>
-              <w:bottom w:val="single" w:sz="8" w:color="D0DCDC"/>
-              <w:right w:val="single" w:sz="8" w:color="D0DCDC"/>
-            </w:tcBorders>
-          </w:tcPr>
-          <w:p>
-            <w:r/>
-            <w:r>
-              <w:rPr>
-                <w:rFonts w:ascii="Calibri" w:hAnsi="Calibri" w:eastAsia="Calibri"/>
-                <w:b w:val="0"/>
-                <w:i w:val="0"/>
-                <w:color w:val="1E2F38"/>
-                <w:sz w:val="20"/>
-              </w:rPr>
-              <w:t>Cloud Computing</w:t>
-            </w:r>
-          </w:p>
-        </w:tc>
-        <w:tc>
-          <w:tcPr>
-            <w:tcW w:type="dxa" w:w="6048"/>
-            <w:tcBorders>
-              <w:top w:val="single" w:sz="8" w:color="D0DCDC"/>
-              <w:left w:val="single" w:sz="8" w:color="D0DCDC"/>
-              <w:bottom w:val="single" w:sz="8" w:color="D0DCDC"/>
-              <w:right w:val="single" w:sz="8" w:color="D0DCDC"/>
-            </w:tcBorders>
-          </w:tcPr>
-          <w:p>
-            <w:r/>
-            <w:r>
-              <w:rPr>
-                <w:rFonts w:ascii="Calibri" w:hAnsi="Calibri" w:eastAsia="Calibri"/>
-                <w:b w:val="0"/>
-                <w:i w:val="0"/>
-                <w:color w:val="1E2F38"/>
-                <w:sz w:val="20"/>
-              </w:rPr>
-              <w:t>Secure sync across facilities and partners</w:t>
-            </w:r>
-          </w:p>
-        </w:tc>
-      </w:tr>
-      <w:tr>
-        <w:tc>
-          <w:tcPr>
-            <w:tcW w:type="dxa" w:w="3168"/>
-            <w:shd w:fill="F7F5F0"/>
-            <w:tcBorders>
-              <w:top w:val="single" w:sz="8" w:color="D0DCDC"/>
-              <w:left w:val="single" w:sz="8" w:color="D0DCDC"/>
-              <w:bottom w:val="single" w:sz="8" w:color="D0DCDC"/>
-              <w:right w:val="single" w:sz="8" w:color="D0DCDC"/>
-            </w:tcBorders>
-          </w:tcPr>
-          <w:p>
-            <w:r/>
-            <w:r>
-              <w:rPr>
-                <w:rFonts w:ascii="Calibri" w:hAnsi="Calibri" w:eastAsia="Calibri"/>
-                <w:b w:val="0"/>
-                <w:i w:val="0"/>
-                <w:color w:val="1E2F38"/>
-                <w:sz w:val="20"/>
-              </w:rPr>
-              <w:t>Analytics Dashboards</w:t>
-            </w:r>
-          </w:p>
-        </w:tc>
-        <w:tc>
-          <w:tcPr>
-            <w:tcW w:type="dxa" w:w="6048"/>
-            <w:shd w:fill="F7F5F0"/>
-            <w:tcBorders>
-              <w:top w:val="single" w:sz="8" w:color="D0DCDC"/>
-              <w:left w:val="single" w:sz="8" w:color="D0DCDC"/>
-              <w:bottom w:val="single" w:sz="8" w:color="D0DCDC"/>
-              <w:right w:val="single" w:sz="8" w:color="D0DCDC"/>
-            </w:tcBorders>
-          </w:tcPr>
-          <w:p>
-            <w:r/>
-            <w:r>
-              <w:rPr>
-                <w:rFonts w:ascii="Calibri" w:hAnsi="Calibri" w:eastAsia="Calibri"/>
-                <w:b w:val="0"/>
-                <w:i w:val="0"/>
-                <w:color w:val="1E2F38"/>
-                <w:sz w:val="20"/>
-              </w:rPr>
-              <w:t>Real-time views for clinics, districts, and NGOs</w:t>
-            </w:r>
-          </w:p>
-        </w:tc>
-      </w:tr>
-    </w:tbl>
-    <w:p/>
-    <w:p>
-      <w:pPr>
-        <w:spacing w:before="180" w:after="100"/>
-      </w:pPr>
-      <w:r>
-        <w:rPr>
-          <w:rFonts w:ascii="Calibri" w:hAnsi="Calibri" w:eastAsia="Calibri"/>
-          <w:b/>
-          <w:i w:val="0"/>
-          <w:color w:val="0D6E6E"/>
-          <w:sz w:val="26"/>
-        </w:rPr>
-        <w:t>4.2 Priority use cases for this call</w:t>
-      </w:r>
-    </w:p>
-    <w:p>
-      <w:pPr>
-        <w:spacing w:after="80" w:before="0" w:line="288" w:lineRule="auto"/>
-        <w:jc w:val="left"/>
-      </w:pPr>
-      <w:r>
-        <w:rPr>
-          <w:rFonts w:ascii="Calibri" w:hAnsi="Calibri" w:eastAsia="Calibri"/>
-          <w:b w:val="0"/>
-          <w:i w:val="0"/>
-          <w:color w:val="1E2F38"/>
-          <w:sz w:val="22"/>
-        </w:rPr>
-        <w:t>Health-shock markers: Link disease surges to livelihood stress signals.</w:t>
-      </w:r>
-    </w:p>
-    <w:p>
-      <w:pPr>
-        <w:spacing w:after="80" w:before="0" w:line="288" w:lineRule="auto"/>
-        <w:jc w:val="left"/>
-      </w:pPr>
-      <w:r>
-        <w:rPr>
-          <w:rFonts w:ascii="Calibri" w:hAnsi="Calibri" w:eastAsia="Calibri"/>
-          <w:b w:val="0"/>
-          <w:i w:val="0"/>
-          <w:color w:val="1E2F38"/>
-          <w:sz w:val="22"/>
-        </w:rPr>
-        <w:t>Policy briefs: Translate community data into investment priorities.</w:t>
-      </w:r>
-    </w:p>
-    <w:p>
-      <w:pPr>
-        <w:spacing w:after="80" w:before="0" w:line="288" w:lineRule="auto"/>
-        <w:jc w:val="left"/>
-      </w:pPr>
-      <w:r>
-        <w:rPr>
-          <w:rFonts w:ascii="Calibri" w:hAnsi="Calibri" w:eastAsia="Calibri"/>
-          <w:b w:val="0"/>
-          <w:i w:val="0"/>
-          <w:color w:val="1E2F38"/>
-          <w:sz w:val="22"/>
-        </w:rPr>
-        <w:t>Partner research: Co-design methods with academic / think-tank partners.</w:t>
-      </w:r>
-    </w:p>
-    <w:p>
-      <w:pPr>
-        <w:spacing w:before="280" w:after="100"/>
-      </w:pPr>
-      <w:r>
-        <w:rPr>
-          <w:rFonts w:ascii="Calibri" w:hAnsi="Calibri" w:eastAsia="Calibri"/>
-          <w:b/>
-          <w:i w:val="0"/>
-          <w:color w:val="0A1F2E"/>
-          <w:sz w:val="36"/>
-        </w:rPr>
-        <w:t>5. Fit to Programme Criteria</w:t>
-      </w:r>
-    </w:p>
-    <w:tbl>
-      <w:tblPr>
-        <w:tblW w:type="auto" w:w="0"/>
-        <w:jc w:val="center"/>
-        <w:tblLook w:firstColumn="1" w:firstRow="1" w:lastColumn="0" w:lastRow="0" w:noHBand="0" w:noVBand="1" w:val="04A0"/>
-      </w:tblPr>
-      <w:tblGrid>
-        <w:gridCol w:w="4896"/>
-        <w:gridCol w:w="4896"/>
-      </w:tblGrid>
-      <w:tr>
-        <w:tc>
-          <w:tcPr>
-            <w:tcW w:type="dxa" w:w="3456"/>
-            <w:shd w:fill="0D6E6E"/>
-            <w:tcBorders>
-              <w:top w:val="single" w:sz="8" w:color="0D6E6E"/>
-              <w:left w:val="single" w:sz="8" w:color="0D6E6E"/>
-              <w:bottom w:val="single" w:sz="8" w:color="0D6E6E"/>
-              <w:right w:val="single" w:sz="8" w:color="0D6E6E"/>
-            </w:tcBorders>
-          </w:tcPr>
-          <w:p>
-            <w:r/>
-            <w:r>
-              <w:rPr>
-                <w:rFonts w:ascii="Calibri" w:hAnsi="Calibri" w:eastAsia="Calibri"/>
-                <w:b/>
-                <w:i w:val="0"/>
-                <w:color w:val="FFFFFF"/>
-                <w:sz w:val="20"/>
-              </w:rPr>
-              <w:t>Criterion / theme</w:t>
-            </w:r>
-          </w:p>
-        </w:tc>
-        <w:tc>
-          <w:tcPr>
-            <w:tcW w:type="dxa" w:w="5760"/>
-            <w:shd w:fill="0D6E6E"/>
-            <w:tcBorders>
-              <w:top w:val="single" w:sz="8" w:color="0D6E6E"/>
-              <w:left w:val="single" w:sz="8" w:color="0D6E6E"/>
-              <w:bottom w:val="single" w:sz="8" w:color="0D6E6E"/>
-              <w:right w:val="single" w:sz="8" w:color="0D6E6E"/>
-            </w:tcBorders>
-          </w:tcPr>
-          <w:p>
-            <w:r/>
-            <w:r>
-              <w:rPr>
-                <w:rFonts w:ascii="Calibri" w:hAnsi="Calibri" w:eastAsia="Calibri"/>
-                <w:b/>
-                <w:i w:val="0"/>
-                <w:color w:val="FFFFFF"/>
-                <w:sz w:val="20"/>
-              </w:rPr>
-              <w:t>How we respond</w:t>
-            </w:r>
-          </w:p>
-        </w:tc>
-      </w:tr>
-      <w:tr>
-        <w:tc>
-          <w:tcPr>
-            <w:tcW w:type="dxa" w:w="3456"/>
-            <w:tcBorders>
-              <w:top w:val="single" w:sz="8" w:color="D0DCDC"/>
-              <w:left w:val="single" w:sz="8" w:color="D0DCDC"/>
-              <w:bottom w:val="single" w:sz="8" w:color="D0DCDC"/>
-              <w:right w:val="single" w:sz="8" w:color="D0DCDC"/>
-            </w:tcBorders>
-          </w:tcPr>
-          <w:p>
-            <w:r/>
-            <w:r>
-              <w:rPr>
-                <w:rFonts w:ascii="Calibri" w:hAnsi="Calibri" w:eastAsia="Calibri"/>
-                <w:b w:val="0"/>
-                <w:i w:val="0"/>
-                <w:color w:val="1E2F38"/>
-                <w:sz w:val="20"/>
-              </w:rPr>
-              <w:t>Rural Sector Performance Assessment</w:t>
-            </w:r>
-          </w:p>
-        </w:tc>
-        <w:tc>
-          <w:tcPr>
-            <w:tcW w:type="dxa" w:w="5760"/>
-            <w:tcBorders>
-              <w:top w:val="single" w:sz="8" w:color="D0DCDC"/>
-              <w:left w:val="single" w:sz="8" w:color="D0DCDC"/>
-              <w:bottom w:val="single" w:sz="8" w:color="D0DCDC"/>
-              <w:right w:val="single" w:sz="8" w:color="D0DCDC"/>
-            </w:tcBorders>
-          </w:tcPr>
-          <w:p>
-            <w:r/>
-            <w:r>
-              <w:rPr>
-                <w:rFonts w:ascii="Calibri" w:hAnsi="Calibri" w:eastAsia="Calibri"/>
-                <w:b w:val="0"/>
-                <w:i w:val="0"/>
-                <w:color w:val="1E2F38"/>
-                <w:sz w:val="20"/>
-              </w:rPr>
-              <w:t>Add health–livelihood intelligence layer</w:t>
-            </w:r>
-          </w:p>
-        </w:tc>
-      </w:tr>
-      <w:tr>
-        <w:tc>
-          <w:tcPr>
-            <w:tcW w:type="dxa" w:w="3456"/>
-            <w:shd w:fill="F7F5F0"/>
-            <w:tcBorders>
-              <w:top w:val="single" w:sz="8" w:color="D0DCDC"/>
-              <w:left w:val="single" w:sz="8" w:color="D0DCDC"/>
-              <w:bottom w:val="single" w:sz="8" w:color="D0DCDC"/>
-              <w:right w:val="single" w:sz="8" w:color="D0DCDC"/>
-            </w:tcBorders>
-          </w:tcPr>
-          <w:p>
-            <w:r/>
-            <w:r>
-              <w:rPr>
-                <w:rFonts w:ascii="Calibri" w:hAnsi="Calibri" w:eastAsia="Calibri"/>
-                <w:b w:val="0"/>
-                <w:i w:val="0"/>
-                <w:color w:val="1E2F38"/>
-                <w:sz w:val="20"/>
-              </w:rPr>
-              <w:t>Eligible entity types</w:t>
-            </w:r>
-          </w:p>
-        </w:tc>
-        <w:tc>
-          <w:tcPr>
-            <w:tcW w:type="dxa" w:w="5760"/>
-            <w:shd w:fill="F7F5F0"/>
-            <w:tcBorders>
-              <w:top w:val="single" w:sz="8" w:color="D0DCDC"/>
-              <w:left w:val="single" w:sz="8" w:color="D0DCDC"/>
-              <w:bottom w:val="single" w:sz="8" w:color="D0DCDC"/>
-              <w:right w:val="single" w:sz="8" w:color="D0DCDC"/>
-            </w:tcBorders>
-          </w:tcPr>
-          <w:p>
-            <w:r/>
-            <w:r>
-              <w:rPr>
-                <w:rFonts w:ascii="Calibri" w:hAnsi="Calibri" w:eastAsia="Calibri"/>
-                <w:b w:val="0"/>
-                <w:i w:val="0"/>
-                <w:color w:val="1E2F38"/>
-                <w:sz w:val="20"/>
-              </w:rPr>
-              <w:t>Social enterprise + research partners</w:t>
-            </w:r>
-          </w:p>
-        </w:tc>
-      </w:tr>
-      <w:tr>
-        <w:tc>
-          <w:tcPr>
-            <w:tcW w:type="dxa" w:w="3456"/>
-            <w:tcBorders>
-              <w:top w:val="single" w:sz="8" w:color="D0DCDC"/>
-              <w:left w:val="single" w:sz="8" w:color="D0DCDC"/>
-              <w:bottom w:val="single" w:sz="8" w:color="D0DCDC"/>
-              <w:right w:val="single" w:sz="8" w:color="D0DCDC"/>
-            </w:tcBorders>
-          </w:tcPr>
-          <w:p>
-            <w:r/>
-            <w:r>
-              <w:rPr>
-                <w:rFonts w:ascii="Calibri" w:hAnsi="Calibri" w:eastAsia="Calibri"/>
-                <w:b w:val="0"/>
-                <w:i w:val="0"/>
-                <w:color w:val="1E2F38"/>
-                <w:sz w:val="20"/>
-              </w:rPr>
-              <w:t>Counterpart 20–25%</w:t>
-            </w:r>
-          </w:p>
-        </w:tc>
-        <w:tc>
-          <w:tcPr>
-            <w:tcW w:type="dxa" w:w="5760"/>
-            <w:tcBorders>
-              <w:top w:val="single" w:sz="8" w:color="D0DCDC"/>
-              <w:left w:val="single" w:sz="8" w:color="D0DCDC"/>
-              <w:bottom w:val="single" w:sz="8" w:color="D0DCDC"/>
-              <w:right w:val="single" w:sz="8" w:color="D0DCDC"/>
-            </w:tcBorders>
-          </w:tcPr>
-          <w:p>
-            <w:r/>
-            <w:r>
-              <w:rPr>
-                <w:rFonts w:ascii="Calibri" w:hAnsi="Calibri" w:eastAsia="Calibri"/>
-                <w:b w:val="0"/>
-                <w:i w:val="0"/>
-                <w:color w:val="1E2F38"/>
-                <w:sz w:val="20"/>
-              </w:rPr>
-              <w:t>In-kind operations and staff time</w:t>
-            </w:r>
-          </w:p>
-        </w:tc>
-      </w:tr>
-      <w:tr>
-        <w:tc>
-          <w:tcPr>
-            <w:tcW w:type="dxa" w:w="3456"/>
-            <w:shd w:fill="F7F5F0"/>
-            <w:tcBorders>
-              <w:top w:val="single" w:sz="8" w:color="D0DCDC"/>
-              <w:left w:val="single" w:sz="8" w:color="D0DCDC"/>
-              <w:bottom w:val="single" w:sz="8" w:color="D0DCDC"/>
-              <w:right w:val="single" w:sz="8" w:color="D0DCDC"/>
-            </w:tcBorders>
-          </w:tcPr>
-          <w:p>
-            <w:r/>
-            <w:r>
-              <w:rPr>
-                <w:rFonts w:ascii="Calibri" w:hAnsi="Calibri" w:eastAsia="Calibri"/>
-                <w:b w:val="0"/>
-                <w:i w:val="0"/>
-                <w:color w:val="1E2F38"/>
-                <w:sz w:val="20"/>
-              </w:rPr>
-              <w:t>Verify thematic match</w:t>
-            </w:r>
-          </w:p>
-        </w:tc>
-        <w:tc>
-          <w:tcPr>
-            <w:tcW w:type="dxa" w:w="5760"/>
-            <w:shd w:fill="F7F5F0"/>
-            <w:tcBorders>
-              <w:top w:val="single" w:sz="8" w:color="D0DCDC"/>
-              <w:left w:val="single" w:sz="8" w:color="D0DCDC"/>
-              <w:bottom w:val="single" w:sz="8" w:color="D0DCDC"/>
-              <w:right w:val="single" w:sz="8" w:color="D0DCDC"/>
-            </w:tcBorders>
-          </w:tcPr>
-          <w:p>
-            <w:r/>
-            <w:r>
-              <w:rPr>
-                <w:rFonts w:ascii="Calibri" w:hAnsi="Calibri" w:eastAsia="Calibri"/>
-                <w:b w:val="0"/>
-                <w:i w:val="0"/>
-                <w:color w:val="1E2F38"/>
-                <w:sz w:val="20"/>
-              </w:rPr>
-              <w:t>EOI first; full proposal only if guidance confirms fit</w:t>
-            </w:r>
-          </w:p>
-        </w:tc>
-      </w:tr>
-    </w:tbl>
-    <w:p/>
-    <w:p>
-      <w:pPr>
-        <w:spacing w:before="280" w:after="100"/>
-      </w:pPr>
-      <w:r>
-        <w:rPr>
-          <w:rFonts w:ascii="Calibri" w:hAnsi="Calibri" w:eastAsia="Calibri"/>
-          <w:b/>
-          <w:i w:val="0"/>
-          <w:color w:val="0A1F2E"/>
-          <w:sz w:val="36"/>
-        </w:rPr>
-        <w:t>6. Why FairBanks Is Ready</w:t>
-      </w:r>
-    </w:p>
-    <w:p>
-      <w:pPr>
-        <w:spacing w:before="80" w:after="40"/>
-        <w:jc w:val="center"/>
-      </w:pPr>
-      <w:r>
-        <w:drawing>
-          <wp:inline xmlns:a="http://schemas.openxmlformats.org/drawingml/2006/main" xmlns:pic="http://schemas.openxmlformats.org/drawingml/2006/picture">
-            <wp:extent cx="4390688" cy="2926080"/>
-            <wp:docPr id="4" name="Picture 4"/>
-            <wp:cNvGraphicFramePr>
-              <a:graphicFrameLocks noChangeAspect="1"/>
-            </wp:cNvGraphicFramePr>
-            <a:graphic>
-              <a:graphicData uri="http://schemas.openxmlformats.org/drawingml/2006/picture">
-                <pic:pic>
-                  <pic:nvPicPr>
-                    <pic:cNvPr id="0" name="outreach_facilitator_canopy_01_opt.jpg"/>
-                    <pic:cNvPicPr/>
-                  </pic:nvPicPr>
-                  <pic:blipFill>
-                    <a:blip r:embed="rId12"/>
-                    <a:stretch>
-                      <a:fillRect/>
-                    </a:stretch>
-                  </pic:blipFill>
-                  <pic:spPr>
-                    <a:xfrm>
-                      <a:off x="0" y="0"/>
-                      <a:ext cx="4390688" cy="2926080"/>
-                    </a:xfrm>
-                    <a:prstGeom prst="rect"/>
-                  </pic:spPr>
-                </pic:pic>
-              </a:graphicData>
-            </a:graphic>
-          </wp:inline>
-        </w:drawing>
-      </w:r>
-    </w:p>
-    <w:p>
-      <w:pPr>
-        <w:spacing w:after="200" w:before="40" w:line="288" w:lineRule="auto"/>
-        <w:jc w:val="center"/>
-      </w:pPr>
-      <w:r>
-        <w:rPr>
-          <w:rFonts w:ascii="Calibri" w:hAnsi="Calibri" w:eastAsia="Calibri"/>
-          <w:b w:val="0"/>
-          <w:i/>
-          <w:color w:val="3A4A54"/>
-          <w:sz w:val="18"/>
-        </w:rPr>
-        <w:t>Live outreach in Kampala-area communities</w:t>
-      </w:r>
-    </w:p>
-    <w:p>
-      <w:pPr>
-        <w:pStyle w:val="ListBullet"/>
-        <w:spacing w:after="60"/>
-      </w:pPr>
-      <w:r>
-        <w:rPr>
-          <w:rFonts w:ascii="Calibri" w:hAnsi="Calibri" w:eastAsia="Calibri"/>
-          <w:b w:val="0"/>
-          <w:i w:val="0"/>
-          <w:color w:val="1E2F38"/>
-          <w:sz w:val="22"/>
-        </w:rPr>
-        <w:t>Functioning FairBanks Medical Centre with clinic, pharmacy, and diagnostics</w:t>
-      </w:r>
-    </w:p>
-    <w:p>
-      <w:pPr>
-        <w:pStyle w:val="ListBullet"/>
-        <w:spacing w:after="60"/>
-      </w:pPr>
-      <w:r>
-        <w:rPr>
-          <w:rFonts w:ascii="Calibri" w:hAnsi="Calibri" w:eastAsia="Calibri"/>
-          <w:b w:val="0"/>
-          <w:i w:val="0"/>
-          <w:color w:val="1E2F38"/>
-          <w:sz w:val="22"/>
-        </w:rPr>
-        <w:t>Active Community Reach outreach in Bukoto, Kyebando, Kisaasi, Kamwokya, Kikaaya</w:t>
-      </w:r>
-    </w:p>
-    <w:p>
-      <w:pPr>
-        <w:pStyle w:val="ListBullet"/>
-        <w:spacing w:after="60"/>
-      </w:pPr>
-      <w:r>
-        <w:rPr>
-          <w:rFonts w:ascii="Calibri" w:hAnsi="Calibri" w:eastAsia="Calibri"/>
-          <w:b w:val="0"/>
-          <w:i w:val="0"/>
-          <w:color w:val="1E2F38"/>
-          <w:sz w:val="22"/>
-        </w:rPr>
-        <w:t>Trusted CHW and VHT relationships for household visits and referrals</w:t>
-      </w:r>
-    </w:p>
-    <w:p>
-      <w:pPr>
-        <w:pStyle w:val="ListBullet"/>
-        <w:spacing w:after="60"/>
-      </w:pPr>
-      <w:r>
-        <w:rPr>
-          <w:rFonts w:ascii="Calibri" w:hAnsi="Calibri" w:eastAsia="Calibri"/>
-          <w:b w:val="0"/>
-          <w:i w:val="0"/>
-          <w:color w:val="1E2F38"/>
-          <w:sz w:val="22"/>
-        </w:rPr>
-        <w:t>Live programmes: maternal &amp; child health, Gericare, chronic-disease screening</w:t>
-      </w:r>
-    </w:p>
-    <w:p>
-      <w:pPr>
-        <w:pStyle w:val="ListBullet"/>
-        <w:spacing w:after="60"/>
-      </w:pPr>
-      <w:r>
-        <w:rPr>
-          <w:rFonts w:ascii="Calibri" w:hAnsi="Calibri" w:eastAsia="Calibri"/>
-          <w:b w:val="0"/>
-          <w:i w:val="0"/>
-          <w:color w:val="1E2F38"/>
-          <w:sz w:val="22"/>
-        </w:rPr>
-        <w:t>Digital health records and outreach data ready to feed FCHIP</w:t>
-      </w:r>
-    </w:p>
-    <w:p>
-      <w:pPr>
-        <w:pStyle w:val="ListBullet"/>
-        <w:spacing w:after="60"/>
-      </w:pPr>
-      <w:r>
-        <w:rPr>
-          <w:rFonts w:ascii="Calibri" w:hAnsi="Calibri" w:eastAsia="Calibri"/>
-          <w:b w:val="0"/>
-          <w:i w:val="0"/>
-          <w:color w:val="1E2F38"/>
-          <w:sz w:val="22"/>
-        </w:rPr>
-        <w:t>Research and partnership mindset for ethical, evidence-based scale</w:t>
-      </w:r>
-    </w:p>
-    <w:p>
-      <w:pPr>
-        <w:spacing w:before="280" w:after="100"/>
-      </w:pPr>
-      <w:r>
-        <w:rPr>
-          <w:rFonts w:ascii="Calibri" w:hAnsi="Calibri" w:eastAsia="Calibri"/>
-          <w:b/>
-          <w:i w:val="0"/>
-          <w:color w:val="0A1F2E"/>
-          <w:sz w:val="36"/>
-        </w:rPr>
-        <w:t>7. Proposed Plan</w:t>
-      </w:r>
-    </w:p>
-    <w:tbl>
-      <w:tblPr>
-        <w:tblW w:type="auto" w:w="0"/>
-        <w:jc w:val="center"/>
-        <w:tblLook w:firstColumn="1" w:firstRow="1" w:lastColumn="0" w:lastRow="0" w:noHBand="0" w:noVBand="1" w:val="04A0"/>
-      </w:tblPr>
-      <w:tblGrid>
-        <w:gridCol w:w="4896"/>
-        <w:gridCol w:w="4896"/>
-      </w:tblGrid>
-      <w:tr>
-        <w:tc>
-          <w:tcPr>
-            <w:tcW w:type="dxa" w:w="2880"/>
-            <w:shd w:fill="0D6E6E"/>
-            <w:tcBorders>
-              <w:top w:val="single" w:sz="8" w:color="0D6E6E"/>
-              <w:left w:val="single" w:sz="8" w:color="0D6E6E"/>
-              <w:bottom w:val="single" w:sz="8" w:color="0D6E6E"/>
-              <w:right w:val="single" w:sz="8" w:color="0D6E6E"/>
-            </w:tcBorders>
-          </w:tcPr>
-          <w:p>
-            <w:r/>
-            <w:r>
-              <w:rPr>
-                <w:rFonts w:ascii="Calibri" w:hAnsi="Calibri" w:eastAsia="Calibri"/>
-                <w:b/>
-                <w:i w:val="0"/>
-                <w:color w:val="FFFFFF"/>
-                <w:sz w:val="20"/>
-              </w:rPr>
-              <w:t>Phase / step</w:t>
-            </w:r>
-          </w:p>
-        </w:tc>
-        <w:tc>
-          <w:tcPr>
-            <w:tcW w:type="dxa" w:w="6336"/>
-            <w:shd w:fill="0D6E6E"/>
-            <w:tcBorders>
-              <w:top w:val="single" w:sz="8" w:color="0D6E6E"/>
-              <w:left w:val="single" w:sz="8" w:color="0D6E6E"/>
-              <w:bottom w:val="single" w:sz="8" w:color="0D6E6E"/>
-              <w:right w:val="single" w:sz="8" w:color="0D6E6E"/>
-            </w:tcBorders>
-          </w:tcPr>
-          <w:p>
-            <w:r/>
-            <w:r>
-              <w:rPr>
-                <w:rFonts w:ascii="Calibri" w:hAnsi="Calibri" w:eastAsia="Calibri"/>
-                <w:b/>
-                <w:i w:val="0"/>
-                <w:color w:val="FFFFFF"/>
-                <w:sz w:val="20"/>
-              </w:rPr>
-              <w:t>Detail</w:t>
-            </w:r>
-          </w:p>
-        </w:tc>
-      </w:tr>
-      <w:tr>
-        <w:tc>
-          <w:tcPr>
-            <w:tcW w:type="dxa" w:w="2880"/>
-            <w:tcBorders>
-              <w:top w:val="single" w:sz="8" w:color="D0DCDC"/>
-              <w:left w:val="single" w:sz="8" w:color="D0DCDC"/>
-              <w:bottom w:val="single" w:sz="8" w:color="D0DCDC"/>
-              <w:right w:val="single" w:sz="8" w:color="D0DCDC"/>
-            </w:tcBorders>
+            <w:tcW w:type="dxa" w:w="2592"/>
           </w:tcPr>
           <w:p>
             <w:r/>
@@ -1937,13 +664,7 @@
         </w:tc>
         <w:tc>
           <w:tcPr>
-            <w:tcW w:type="dxa" w:w="6336"/>
-            <w:tcBorders>
-              <w:top w:val="single" w:sz="8" w:color="D0DCDC"/>
-              <w:left w:val="single" w:sz="8" w:color="D0DCDC"/>
-              <w:bottom w:val="single" w:sz="8" w:color="D0DCDC"/>
-              <w:right w:val="single" w:sz="8" w:color="D0DCDC"/>
-            </w:tcBorders>
+            <w:tcW w:type="dxa" w:w="6624"/>
           </w:tcPr>
           <w:p>
             <w:r/>
@@ -1955,7 +676,7 @@
                 <w:color w:val="1E2F38"/>
                 <w:sz w:val="20"/>
               </w:rPr>
-              <w:t>Optional non-binding Expression of Interest</w:t>
+              <w:t>Optional non-binding Expression of Interest to test thematic fit</w:t>
             </w:r>
           </w:p>
         </w:tc>
@@ -1963,14 +684,47 @@
       <w:tr>
         <w:tc>
           <w:tcPr>
-            <w:tcW w:type="dxa" w:w="2880"/>
+            <w:tcW w:type="dxa" w:w="2592"/>
             <w:shd w:fill="F7F5F0"/>
-            <w:tcBorders>
-              <w:top w:val="single" w:sz="8" w:color="D0DCDC"/>
-              <w:left w:val="single" w:sz="8" w:color="D0DCDC"/>
-              <w:bottom w:val="single" w:sz="8" w:color="D0DCDC"/>
-              <w:right w:val="single" w:sz="8" w:color="D0DCDC"/>
-            </w:tcBorders>
+          </w:tcPr>
+          <w:p>
+            <w:r/>
+            <w:r>
+              <w:rPr>
+                <w:rFonts w:ascii="Calibri" w:hAnsi="Calibri" w:eastAsia="Calibri"/>
+                <w:b w:val="0"/>
+                <w:i w:val="0"/>
+                <w:color w:val="1E2F38"/>
+                <w:sz w:val="20"/>
+              </w:rPr>
+              <w:t>Review</w:t>
+            </w:r>
+          </w:p>
+        </w:tc>
+        <w:tc>
+          <w:tcPr>
+            <w:tcW w:type="dxa" w:w="6624"/>
+            <w:shd w:fill="F7F5F0"/>
+          </w:tcPr>
+          <w:p>
+            <w:r/>
+            <w:r>
+              <w:rPr>
+                <w:rFonts w:ascii="Calibri" w:hAnsi="Calibri" w:eastAsia="Calibri"/>
+                <w:b w:val="0"/>
+                <w:i w:val="0"/>
+                <w:color w:val="1E2F38"/>
+                <w:sz w:val="20"/>
+              </w:rPr>
+              <w:t>Confirm alignment with IFAD Rural Sector Performance Assessment guidance</w:t>
+            </w:r>
+          </w:p>
+        </w:tc>
+      </w:tr>
+      <w:tr>
+        <w:tc>
+          <w:tcPr>
+            <w:tcW w:type="dxa" w:w="2592"/>
           </w:tcPr>
           <w:p>
             <w:r/>
@@ -1988,14 +742,7 @@
         </w:tc>
         <w:tc>
           <w:tcPr>
-            <w:tcW w:type="dxa" w:w="6336"/>
-            <w:shd w:fill="F7F5F0"/>
-            <w:tcBorders>
-              <w:top w:val="single" w:sz="8" w:color="D0DCDC"/>
-              <w:left w:val="single" w:sz="8" w:color="D0DCDC"/>
-              <w:bottom w:val="single" w:sz="8" w:color="D0DCDC"/>
-              <w:right w:val="single" w:sz="8" w:color="D0DCDC"/>
-            </w:tcBorders>
+            <w:tcW w:type="dxa" w:w="6624"/>
           </w:tcPr>
           <w:p>
             <w:r/>
@@ -2007,7 +754,7 @@
                 <w:color w:val="1E2F38"/>
                 <w:sz w:val="20"/>
               </w:rPr>
-              <w:t>Full proposal if thematic fit confirmed</w:t>
+              <w:t>Full proposal only if thematic fit is confirmed</w:t>
             </w:r>
           </w:p>
         </w:tc>
@@ -2015,13 +762,8 @@
       <w:tr>
         <w:tc>
           <w:tcPr>
-            <w:tcW w:type="dxa" w:w="2880"/>
-            <w:tcBorders>
-              <w:top w:val="single" w:sz="8" w:color="D0DCDC"/>
-              <w:left w:val="single" w:sz="8" w:color="D0DCDC"/>
-              <w:bottom w:val="single" w:sz="8" w:color="D0DCDC"/>
-              <w:right w:val="single" w:sz="8" w:color="D0DCDC"/>
-            </w:tcBorders>
+            <w:tcW w:type="dxa" w:w="2592"/>
+            <w:shd w:fill="F7F5F0"/>
           </w:tcPr>
           <w:p>
             <w:r/>
@@ -2039,13 +781,8 @@
         </w:tc>
         <w:tc>
           <w:tcPr>
-            <w:tcW w:type="dxa" w:w="6336"/>
-            <w:tcBorders>
-              <w:top w:val="single" w:sz="8" w:color="D0DCDC"/>
-              <w:left w:val="single" w:sz="8" w:color="D0DCDC"/>
-              <w:bottom w:val="single" w:sz="8" w:color="D0DCDC"/>
-              <w:right w:val="single" w:sz="8" w:color="D0DCDC"/>
-            </w:tcBorders>
+            <w:tcW w:type="dxa" w:w="6624"/>
+            <w:shd w:fill="F7F5F0"/>
           </w:tcPr>
           <w:p>
             <w:r/>
@@ -2057,7 +794,7 @@
                 <w:color w:val="1E2F38"/>
                 <w:sz w:val="20"/>
               </w:rPr>
-              <w:t>Pilot indicators in FairBanks / partner rural catchments</w:t>
+              <w:t>Pilot health–livelihood indicators in FairBanks / partner rural catchments</w:t>
             </w:r>
           </w:p>
         </w:tc>
@@ -2065,14 +802,7 @@
       <w:tr>
         <w:tc>
           <w:tcPr>
-            <w:tcW w:type="dxa" w:w="2880"/>
-            <w:shd w:fill="F7F5F0"/>
-            <w:tcBorders>
-              <w:top w:val="single" w:sz="8" w:color="D0DCDC"/>
-              <w:left w:val="single" w:sz="8" w:color="D0DCDC"/>
-              <w:bottom w:val="single" w:sz="8" w:color="D0DCDC"/>
-              <w:right w:val="single" w:sz="8" w:color="D0DCDC"/>
-            </w:tcBorders>
+            <w:tcW w:type="dxa" w:w="2592"/>
           </w:tcPr>
           <w:p>
             <w:r/>
@@ -2090,14 +820,7 @@
         </w:tc>
         <w:tc>
           <w:tcPr>
-            <w:tcW w:type="dxa" w:w="6336"/>
-            <w:shd w:fill="F7F5F0"/>
-            <w:tcBorders>
-              <w:top w:val="single" w:sz="8" w:color="D0DCDC"/>
-              <w:left w:val="single" w:sz="8" w:color="D0DCDC"/>
-              <w:bottom w:val="single" w:sz="8" w:color="D0DCDC"/>
-              <w:right w:val="single" w:sz="8" w:color="D0DCDC"/>
-            </w:tcBorders>
+            <w:tcW w:type="dxa" w:w="6624"/>
           </w:tcPr>
           <w:p>
             <w:r/>
@@ -2109,7 +832,7 @@
                 <w:color w:val="1E2F38"/>
                 <w:sz w:val="20"/>
               </w:rPr>
-              <w:t>Policy notes for IFAD and national stakeholders</w:t>
+              <w:t>Policy notes for IFAD, national stakeholders, and rural investment planners</w:t>
             </w:r>
           </w:p>
         </w:tc>
@@ -2118,7 +841,7 @@
     <w:p/>
     <w:p>
       <w:pPr>
-        <w:spacing w:before="280" w:after="100"/>
+        <w:spacing w:before="280" w:after="120"/>
       </w:pPr>
       <w:r>
         <w:rPr>
@@ -2126,9 +849,9 @@
           <w:b/>
           <w:i w:val="0"/>
           <w:color w:val="0A1F2E"/>
-          <w:sz w:val="36"/>
+          <w:sz w:val="40"/>
         </w:rPr>
-        <w:t>8. Indicative Resources</w:t>
+        <w:t>8. Indicative resources and counterpart</w:t>
       </w:r>
     </w:p>
     <w:tbl>
@@ -2147,12 +870,6 @@
           <w:tcPr>
             <w:tcW w:type="dxa" w:w="2880"/>
             <w:shd w:fill="0D6E6E"/>
-            <w:tcBorders>
-              <w:top w:val="single" w:sz="8" w:color="0D6E6E"/>
-              <w:left w:val="single" w:sz="8" w:color="0D6E6E"/>
-              <w:bottom w:val="single" w:sz="8" w:color="0D6E6E"/>
-              <w:right w:val="single" w:sz="8" w:color="0D6E6E"/>
-            </w:tcBorders>
           </w:tcPr>
           <w:p>
             <w:r/>
@@ -2172,12 +889,6 @@
           <w:tcPr>
             <w:tcW w:type="dxa" w:w="4608"/>
             <w:shd w:fill="0D6E6E"/>
-            <w:tcBorders>
-              <w:top w:val="single" w:sz="8" w:color="0D6E6E"/>
-              <w:left w:val="single" w:sz="8" w:color="0D6E6E"/>
-              <w:bottom w:val="single" w:sz="8" w:color="0D6E6E"/>
-              <w:right w:val="single" w:sz="8" w:color="0D6E6E"/>
-            </w:tcBorders>
           </w:tcPr>
           <w:p>
             <w:r/>
@@ -2197,12 +908,6 @@
           <w:tcPr>
             <w:tcW w:type="dxa" w:w="1728"/>
             <w:shd w:fill="0D6E6E"/>
-            <w:tcBorders>
-              <w:top w:val="single" w:sz="8" w:color="0D6E6E"/>
-              <w:left w:val="single" w:sz="8" w:color="0D6E6E"/>
-              <w:bottom w:val="single" w:sz="8" w:color="0D6E6E"/>
-              <w:right w:val="single" w:sz="8" w:color="0D6E6E"/>
-            </w:tcBorders>
           </w:tcPr>
           <w:p>
             <w:r/>
@@ -2223,12 +928,6 @@
         <w:tc>
           <w:tcPr>
             <w:tcW w:type="dxa" w:w="2880"/>
-            <w:tcBorders>
-              <w:top w:val="single" w:sz="8" w:color="D0DCDC"/>
-              <w:left w:val="single" w:sz="8" w:color="D0DCDC"/>
-              <w:bottom w:val="single" w:sz="8" w:color="D0DCDC"/>
-              <w:right w:val="single" w:sz="8" w:color="D0DCDC"/>
-            </w:tcBorders>
           </w:tcPr>
           <w:p>
             <w:r/>
@@ -2247,12 +946,6 @@
         <w:tc>
           <w:tcPr>
             <w:tcW w:type="dxa" w:w="4608"/>
-            <w:tcBorders>
-              <w:top w:val="single" w:sz="8" w:color="D0DCDC"/>
-              <w:left w:val="single" w:sz="8" w:color="D0DCDC"/>
-              <w:bottom w:val="single" w:sz="8" w:color="D0DCDC"/>
-              <w:right w:val="single" w:sz="8" w:color="D0DCDC"/>
-            </w:tcBorders>
           </w:tcPr>
           <w:p>
             <w:r/>
@@ -2264,19 +957,13 @@
                 <w:color w:val="1E2F38"/>
                 <w:sz w:val="20"/>
               </w:rPr>
-              <w:t>Methods, partners, ethics</w:t>
+              <w:t>Methods, partner contracts, ethics</w:t>
             </w:r>
           </w:p>
         </w:tc>
         <w:tc>
           <w:tcPr>
             <w:tcW w:type="dxa" w:w="1728"/>
-            <w:tcBorders>
-              <w:top w:val="single" w:sz="8" w:color="D0DCDC"/>
-              <w:left w:val="single" w:sz="8" w:color="D0DCDC"/>
-              <w:bottom w:val="single" w:sz="8" w:color="D0DCDC"/>
-              <w:right w:val="single" w:sz="8" w:color="D0DCDC"/>
-            </w:tcBorders>
           </w:tcPr>
           <w:p>
             <w:r/>
@@ -2298,12 +985,6 @@
           <w:tcPr>
             <w:tcW w:type="dxa" w:w="2880"/>
             <w:shd w:fill="F7F5F0"/>
-            <w:tcBorders>
-              <w:top w:val="single" w:sz="8" w:color="D0DCDC"/>
-              <w:left w:val="single" w:sz="8" w:color="D0DCDC"/>
-              <w:bottom w:val="single" w:sz="8" w:color="D0DCDC"/>
-              <w:right w:val="single" w:sz="8" w:color="D0DCDC"/>
-            </w:tcBorders>
           </w:tcPr>
           <w:p>
             <w:r/>
@@ -2323,12 +1004,6 @@
           <w:tcPr>
             <w:tcW w:type="dxa" w:w="4608"/>
             <w:shd w:fill="F7F5F0"/>
-            <w:tcBorders>
-              <w:top w:val="single" w:sz="8" w:color="D0DCDC"/>
-              <w:left w:val="single" w:sz="8" w:color="D0DCDC"/>
-              <w:bottom w:val="single" w:sz="8" w:color="D0DCDC"/>
-              <w:right w:val="single" w:sz="8" w:color="D0DCDC"/>
-            </w:tcBorders>
           </w:tcPr>
           <w:p>
             <w:r/>
@@ -2340,7 +1015,7 @@
                 <w:color w:val="1E2F38"/>
                 <w:sz w:val="20"/>
               </w:rPr>
-              <w:t>Indicators, dashboards, quality</w:t>
+              <w:t>Indicators, dashboards, data quality</w:t>
             </w:r>
           </w:p>
         </w:tc>
@@ -2348,12 +1023,6 @@
           <w:tcPr>
             <w:tcW w:type="dxa" w:w="1728"/>
             <w:shd w:fill="F7F5F0"/>
-            <w:tcBorders>
-              <w:top w:val="single" w:sz="8" w:color="D0DCDC"/>
-              <w:left w:val="single" w:sz="8" w:color="D0DCDC"/>
-              <w:bottom w:val="single" w:sz="8" w:color="D0DCDC"/>
-              <w:right w:val="single" w:sz="8" w:color="D0DCDC"/>
-            </w:tcBorders>
           </w:tcPr>
           <w:p>
             <w:r/>
@@ -2374,12 +1043,63 @@
         <w:tc>
           <w:tcPr>
             <w:tcW w:type="dxa" w:w="2880"/>
-            <w:tcBorders>
-              <w:top w:val="single" w:sz="8" w:color="D0DCDC"/>
-              <w:left w:val="single" w:sz="8" w:color="D0DCDC"/>
-              <w:bottom w:val="single" w:sz="8" w:color="D0DCDC"/>
-              <w:right w:val="single" w:sz="8" w:color="D0DCDC"/>
-            </w:tcBorders>
+          </w:tcPr>
+          <w:p>
+            <w:r/>
+            <w:r>
+              <w:rPr>
+                <w:rFonts w:ascii="Calibri" w:hAnsi="Calibri" w:eastAsia="Calibri"/>
+                <w:b w:val="0"/>
+                <w:i w:val="0"/>
+                <w:color w:val="1E2F38"/>
+                <w:sz w:val="20"/>
+              </w:rPr>
+              <w:t>Policy engagement</w:t>
+            </w:r>
+          </w:p>
+        </w:tc>
+        <w:tc>
+          <w:tcPr>
+            <w:tcW w:type="dxa" w:w="4608"/>
+          </w:tcPr>
+          <w:p>
+            <w:r/>
+            <w:r>
+              <w:rPr>
+                <w:rFonts w:ascii="Calibri" w:hAnsi="Calibri" w:eastAsia="Calibri"/>
+                <w:b w:val="0"/>
+                <w:i w:val="0"/>
+                <w:color w:val="1E2F38"/>
+                <w:sz w:val="20"/>
+              </w:rPr>
+              <w:t>Briefs, stakeholder dialogues, learning events</w:t>
+            </w:r>
+          </w:p>
+        </w:tc>
+        <w:tc>
+          <w:tcPr>
+            <w:tcW w:type="dxa" w:w="1728"/>
+          </w:tcPr>
+          <w:p>
+            <w:r/>
+            <w:r>
+              <w:rPr>
+                <w:rFonts w:ascii="Calibri" w:hAnsi="Calibri" w:eastAsia="Calibri"/>
+                <w:b w:val="0"/>
+                <w:i w:val="0"/>
+                <w:color w:val="1E2F38"/>
+                <w:sz w:val="20"/>
+              </w:rPr>
+              <w:t>Share of grant</w:t>
+            </w:r>
+          </w:p>
+        </w:tc>
+      </w:tr>
+      <w:tr>
+        <w:tc>
+          <w:tcPr>
+            <w:tcW w:type="dxa" w:w="2880"/>
+            <w:shd w:fill="F7F5F0"/>
           </w:tcPr>
           <w:p>
             <w:r/>
@@ -2398,12 +1118,7 @@
         <w:tc>
           <w:tcPr>
             <w:tcW w:type="dxa" w:w="4608"/>
-            <w:tcBorders>
-              <w:top w:val="single" w:sz="8" w:color="D0DCDC"/>
-              <w:left w:val="single" w:sz="8" w:color="D0DCDC"/>
-              <w:bottom w:val="single" w:sz="8" w:color="D0DCDC"/>
-              <w:right w:val="single" w:sz="8" w:color="D0DCDC"/>
-            </w:tcBorders>
+            <w:shd w:fill="F7F5F0"/>
           </w:tcPr>
           <w:p>
             <w:r/>
@@ -2415,19 +1130,14 @@
                 <w:color w:val="1E2F38"/>
                 <w:sz w:val="20"/>
               </w:rPr>
-              <w:t>Field ops, staff, outreach</w:t>
+              <w:t>Field ops, CHW supervision, outreach, staff time</w:t>
             </w:r>
           </w:p>
         </w:tc>
         <w:tc>
           <w:tcPr>
             <w:tcW w:type="dxa" w:w="1728"/>
-            <w:tcBorders>
-              <w:top w:val="single" w:sz="8" w:color="D0DCDC"/>
-              <w:left w:val="single" w:sz="8" w:color="D0DCDC"/>
-              <w:bottom w:val="single" w:sz="8" w:color="D0DCDC"/>
-              <w:right w:val="single" w:sz="8" w:color="D0DCDC"/>
-            </w:tcBorders>
+            <w:shd w:fill="F7F5F0"/>
           </w:tcPr>
           <w:p>
             <w:r/>
@@ -2448,13 +1158,6 @@
         <w:tc>
           <w:tcPr>
             <w:tcW w:type="dxa" w:w="2880"/>
-            <w:shd w:fill="F7F5F0"/>
-            <w:tcBorders>
-              <w:top w:val="single" w:sz="8" w:color="D0DCDC"/>
-              <w:left w:val="single" w:sz="8" w:color="D0DCDC"/>
-              <w:bottom w:val="single" w:sz="8" w:color="D0DCDC"/>
-              <w:right w:val="single" w:sz="8" w:color="D0DCDC"/>
-            </w:tcBorders>
           </w:tcPr>
           <w:p>
             <w:r/>
@@ -2473,13 +1176,6 @@
         <w:tc>
           <w:tcPr>
             <w:tcW w:type="dxa" w:w="4608"/>
-            <w:shd w:fill="F7F5F0"/>
-            <w:tcBorders>
-              <w:top w:val="single" w:sz="8" w:color="D0DCDC"/>
-              <w:left w:val="single" w:sz="8" w:color="D0DCDC"/>
-              <w:bottom w:val="single" w:sz="8" w:color="D0DCDC"/>
-              <w:right w:val="single" w:sz="8" w:color="D0DCDC"/>
-            </w:tcBorders>
           </w:tcPr>
           <w:p>
             <w:r/>
@@ -2491,20 +1187,13 @@
                 <w:color w:val="1E2F38"/>
                 <w:sz w:val="20"/>
               </w:rPr>
-              <w:t>Per call</w:t>
+              <w:t>Per IFAD call</w:t>
             </w:r>
           </w:p>
         </w:tc>
         <w:tc>
           <w:tcPr>
             <w:tcW w:type="dxa" w:w="1728"/>
-            <w:shd w:fill="F7F5F0"/>
-            <w:tcBorders>
-              <w:top w:val="single" w:sz="8" w:color="D0DCDC"/>
-              <w:left w:val="single" w:sz="8" w:color="D0DCDC"/>
-              <w:bottom w:val="single" w:sz="8" w:color="D0DCDC"/>
-              <w:right w:val="single" w:sz="8" w:color="D0DCDC"/>
-            </w:tcBorders>
           </w:tcPr>
           <w:p>
             <w:r/>
@@ -2525,7 +1214,7 @@
     <w:p/>
     <w:p>
       <w:pPr>
-        <w:spacing w:before="280" w:after="100"/>
+        <w:spacing w:before="280" w:after="120"/>
       </w:pPr>
       <w:r>
         <w:rPr>
@@ -2533,282 +1222,62 @@
           <w:b/>
           <w:i w:val="0"/>
           <w:color w:val="0A1F2E"/>
-          <w:sz w:val="36"/>
+          <w:sz w:val="40"/>
         </w:rPr>
-        <w:t>9. Risks &amp; Safeguards</w:t>
+        <w:t>9. Mutual value and honest fit</w:t>
       </w:r>
     </w:p>
-    <w:tbl>
-      <w:tblPr>
-        <w:tblW w:type="auto" w:w="0"/>
-        <w:jc w:val="center"/>
-        <w:tblLook w:firstColumn="1" w:firstRow="1" w:lastColumn="0" w:lastRow="0" w:noHBand="0" w:noVBand="1" w:val="04A0"/>
-      </w:tblPr>
-      <w:tblGrid>
-        <w:gridCol w:w="4896"/>
-        <w:gridCol w:w="4896"/>
-      </w:tblGrid>
-      <w:tr>
-        <w:tc>
-          <w:tcPr>
-            <w:tcW w:type="dxa" w:w="3456"/>
-            <w:shd w:fill="0D6E6E"/>
-            <w:tcBorders>
-              <w:top w:val="single" w:sz="8" w:color="0D6E6E"/>
-              <w:left w:val="single" w:sz="8" w:color="0D6E6E"/>
-              <w:bottom w:val="single" w:sz="8" w:color="0D6E6E"/>
-              <w:right w:val="single" w:sz="8" w:color="0D6E6E"/>
-            </w:tcBorders>
-          </w:tcPr>
-          <w:p>
-            <w:r/>
-            <w:r>
-              <w:rPr>
-                <w:rFonts w:ascii="Calibri" w:hAnsi="Calibri" w:eastAsia="Calibri"/>
-                <w:b/>
-                <w:i w:val="0"/>
-                <w:color w:val="FFFFFF"/>
-                <w:sz w:val="20"/>
-              </w:rPr>
-              <w:t>Risk</w:t>
-            </w:r>
-          </w:p>
-        </w:tc>
-        <w:tc>
-          <w:tcPr>
-            <w:tcW w:type="dxa" w:w="5760"/>
-            <w:shd w:fill="0D6E6E"/>
-            <w:tcBorders>
-              <w:top w:val="single" w:sz="8" w:color="0D6E6E"/>
-              <w:left w:val="single" w:sz="8" w:color="0D6E6E"/>
-              <w:bottom w:val="single" w:sz="8" w:color="0D6E6E"/>
-              <w:right w:val="single" w:sz="8" w:color="0D6E6E"/>
-            </w:tcBorders>
-          </w:tcPr>
-          <w:p>
-            <w:r/>
-            <w:r>
-              <w:rPr>
-                <w:rFonts w:ascii="Calibri" w:hAnsi="Calibri" w:eastAsia="Calibri"/>
-                <w:b/>
-                <w:i w:val="0"/>
-                <w:color w:val="FFFFFF"/>
-                <w:sz w:val="20"/>
-              </w:rPr>
-              <w:t>Mitigation</w:t>
-            </w:r>
-          </w:p>
-        </w:tc>
-      </w:tr>
-      <w:tr>
-        <w:tc>
-          <w:tcPr>
-            <w:tcW w:type="dxa" w:w="3456"/>
-            <w:tcBorders>
-              <w:top w:val="single" w:sz="8" w:color="D0DCDC"/>
-              <w:left w:val="single" w:sz="8" w:color="D0DCDC"/>
-              <w:bottom w:val="single" w:sz="8" w:color="D0DCDC"/>
-              <w:right w:val="single" w:sz="8" w:color="D0DCDC"/>
-            </w:tcBorders>
-          </w:tcPr>
-          <w:p>
-            <w:r/>
-            <w:r>
-              <w:rPr>
-                <w:rFonts w:ascii="Calibri" w:hAnsi="Calibri" w:eastAsia="Calibri"/>
-                <w:b w:val="0"/>
-                <w:i w:val="0"/>
-                <w:color w:val="1E2F38"/>
-                <w:sz w:val="20"/>
-              </w:rPr>
-              <w:t>Data quality in the field</w:t>
-            </w:r>
-          </w:p>
-        </w:tc>
-        <w:tc>
-          <w:tcPr>
-            <w:tcW w:type="dxa" w:w="5760"/>
-            <w:tcBorders>
-              <w:top w:val="single" w:sz="8" w:color="D0DCDC"/>
-              <w:left w:val="single" w:sz="8" w:color="D0DCDC"/>
-              <w:bottom w:val="single" w:sz="8" w:color="D0DCDC"/>
-              <w:right w:val="single" w:sz="8" w:color="D0DCDC"/>
-            </w:tcBorders>
-          </w:tcPr>
-          <w:p>
-            <w:r/>
-            <w:r>
-              <w:rPr>
-                <w:rFonts w:ascii="Calibri" w:hAnsi="Calibri" w:eastAsia="Calibri"/>
-                <w:b w:val="0"/>
-                <w:i w:val="0"/>
-                <w:color w:val="1E2F38"/>
-                <w:sz w:val="20"/>
-              </w:rPr>
-              <w:t>Structured forms, validation, CHW training and supervision</w:t>
-            </w:r>
-          </w:p>
-        </w:tc>
-      </w:tr>
-      <w:tr>
-        <w:tc>
-          <w:tcPr>
-            <w:tcW w:type="dxa" w:w="3456"/>
-            <w:shd w:fill="F7F5F0"/>
-            <w:tcBorders>
-              <w:top w:val="single" w:sz="8" w:color="D0DCDC"/>
-              <w:left w:val="single" w:sz="8" w:color="D0DCDC"/>
-              <w:bottom w:val="single" w:sz="8" w:color="D0DCDC"/>
-              <w:right w:val="single" w:sz="8" w:color="D0DCDC"/>
-            </w:tcBorders>
-          </w:tcPr>
-          <w:p>
-            <w:r/>
-            <w:r>
-              <w:rPr>
-                <w:rFonts w:ascii="Calibri" w:hAnsi="Calibri" w:eastAsia="Calibri"/>
-                <w:b w:val="0"/>
-                <w:i w:val="0"/>
-                <w:color w:val="1E2F38"/>
-                <w:sz w:val="20"/>
-              </w:rPr>
-              <w:t>Low digital literacy</w:t>
-            </w:r>
-          </w:p>
-        </w:tc>
-        <w:tc>
-          <w:tcPr>
-            <w:tcW w:type="dxa" w:w="5760"/>
-            <w:shd w:fill="F7F5F0"/>
-            <w:tcBorders>
-              <w:top w:val="single" w:sz="8" w:color="D0DCDC"/>
-              <w:left w:val="single" w:sz="8" w:color="D0DCDC"/>
-              <w:bottom w:val="single" w:sz="8" w:color="D0DCDC"/>
-              <w:right w:val="single" w:sz="8" w:color="D0DCDC"/>
-            </w:tcBorders>
-          </w:tcPr>
-          <w:p>
-            <w:r/>
-            <w:r>
-              <w:rPr>
-                <w:rFonts w:ascii="Calibri" w:hAnsi="Calibri" w:eastAsia="Calibri"/>
-                <w:b w:val="0"/>
-                <w:i w:val="0"/>
-                <w:color w:val="1E2F38"/>
-                <w:sz w:val="20"/>
-              </w:rPr>
-              <w:t>Simple offline UX, local-language support, supervised rollout</w:t>
-            </w:r>
-          </w:p>
-        </w:tc>
-      </w:tr>
-      <w:tr>
-        <w:tc>
-          <w:tcPr>
-            <w:tcW w:type="dxa" w:w="3456"/>
-            <w:tcBorders>
-              <w:top w:val="single" w:sz="8" w:color="D0DCDC"/>
-              <w:left w:val="single" w:sz="8" w:color="D0DCDC"/>
-              <w:bottom w:val="single" w:sz="8" w:color="D0DCDC"/>
-              <w:right w:val="single" w:sz="8" w:color="D0DCDC"/>
-            </w:tcBorders>
-          </w:tcPr>
-          <w:p>
-            <w:r/>
-            <w:r>
-              <w:rPr>
-                <w:rFonts w:ascii="Calibri" w:hAnsi="Calibri" w:eastAsia="Calibri"/>
-                <w:b w:val="0"/>
-                <w:i w:val="0"/>
-                <w:color w:val="1E2F38"/>
-                <w:sz w:val="20"/>
-              </w:rPr>
-              <w:t>Privacy and consent</w:t>
-            </w:r>
-          </w:p>
-        </w:tc>
-        <w:tc>
-          <w:tcPr>
-            <w:tcW w:type="dxa" w:w="5760"/>
-            <w:tcBorders>
-              <w:top w:val="single" w:sz="8" w:color="D0DCDC"/>
-              <w:left w:val="single" w:sz="8" w:color="D0DCDC"/>
-              <w:bottom w:val="single" w:sz="8" w:color="D0DCDC"/>
-              <w:right w:val="single" w:sz="8" w:color="D0DCDC"/>
-            </w:tcBorders>
-          </w:tcPr>
-          <w:p>
-            <w:r/>
-            <w:r>
-              <w:rPr>
-                <w:rFonts w:ascii="Calibri" w:hAnsi="Calibri" w:eastAsia="Calibri"/>
-                <w:b w:val="0"/>
-                <w:i w:val="0"/>
-                <w:color w:val="1E2F38"/>
-                <w:sz w:val="20"/>
-              </w:rPr>
-              <w:t>Ethical governance aligned with Uganda data protection rules</w:t>
-            </w:r>
-          </w:p>
-        </w:tc>
-      </w:tr>
-      <w:tr>
-        <w:tc>
-          <w:tcPr>
-            <w:tcW w:type="dxa" w:w="3456"/>
-            <w:shd w:fill="F7F5F0"/>
-            <w:tcBorders>
-              <w:top w:val="single" w:sz="8" w:color="D0DCDC"/>
-              <w:left w:val="single" w:sz="8" w:color="D0DCDC"/>
-              <w:bottom w:val="single" w:sz="8" w:color="D0DCDC"/>
-              <w:right w:val="single" w:sz="8" w:color="D0DCDC"/>
-            </w:tcBorders>
-          </w:tcPr>
-          <w:p>
-            <w:r/>
-            <w:r>
-              <w:rPr>
-                <w:rFonts w:ascii="Calibri" w:hAnsi="Calibri" w:eastAsia="Calibri"/>
-                <w:b w:val="0"/>
-                <w:i w:val="0"/>
-                <w:color w:val="1E2F38"/>
-                <w:sz w:val="20"/>
-              </w:rPr>
-              <w:t>Adoption by partners</w:t>
-            </w:r>
-          </w:p>
-        </w:tc>
-        <w:tc>
-          <w:tcPr>
-            <w:tcW w:type="dxa" w:w="5760"/>
-            <w:shd w:fill="F7F5F0"/>
-            <w:tcBorders>
-              <w:top w:val="single" w:sz="8" w:color="D0DCDC"/>
-              <w:left w:val="single" w:sz="8" w:color="D0DCDC"/>
-              <w:bottom w:val="single" w:sz="8" w:color="D0DCDC"/>
-              <w:right w:val="single" w:sz="8" w:color="D0DCDC"/>
-            </w:tcBorders>
-          </w:tcPr>
-          <w:p>
-            <w:r/>
-            <w:r>
-              <w:rPr>
-                <w:rFonts w:ascii="Calibri" w:hAnsi="Calibri" w:eastAsia="Calibri"/>
-                <w:b w:val="0"/>
-                <w:i w:val="0"/>
-                <w:color w:val="1E2F38"/>
-                <w:sz w:val="20"/>
-              </w:rPr>
-              <w:t>Co-design with CHWs, clinics, and district users from day one</w:t>
-            </w:r>
-          </w:p>
-        </w:tc>
-      </w:tr>
-    </w:tbl>
-    <w:p/>
     <w:p>
       <w:pPr>
-        <w:spacing w:before="280" w:after="100"/>
+        <w:spacing w:after="160" w:line="293" w:lineRule="auto"/>
+        <w:jc w:val="left"/>
+      </w:pPr>
+      <w:r>
+        <w:rPr>
+          <w:rFonts w:ascii="Calibri" w:hAnsi="Calibri" w:eastAsia="Calibri"/>
+          <w:b/>
+          <w:i w:val="0"/>
+          <w:color w:val="1E2F38"/>
+          <w:sz w:val="22"/>
+        </w:rPr>
+        <w:t>FairBanks gains: Resources to connect health intelligence with rural livelihood policy; university partnerships; evidence that prevention protects income and food security.</w:t>
+      </w:r>
+    </w:p>
+    <w:p>
+      <w:pPr>
+        <w:spacing w:after="160" w:line="293" w:lineRule="auto"/>
+        <w:jc w:val="left"/>
+      </w:pPr>
+      <w:r>
+        <w:rPr>
+          <w:rFonts w:ascii="Calibri" w:hAnsi="Calibri" w:eastAsia="Calibri"/>
+          <w:b/>
+          <w:i w:val="0"/>
+          <w:color w:val="1E2F38"/>
+          <w:sz w:val="22"/>
+        </w:rPr>
+        <w:t>IFAD gains: Ground-level health and vulnerability data from community programmes; social-enterprise implementer with field access; SDG-aligned health-shock narrative; counterpart contribution via live operations.</w:t>
+      </w:r>
+    </w:p>
+    <w:p>
+      <w:pPr>
+        <w:spacing w:after="160" w:line="293" w:lineRule="auto"/>
+        <w:jc w:val="left"/>
+      </w:pPr>
+      <w:r>
+        <w:rPr>
+          <w:rFonts w:ascii="Calibri" w:hAnsi="Calibri" w:eastAsia="Calibri"/>
+          <w:b w:val="0"/>
+          <w:i/>
+          <w:color w:val="1E2F38"/>
+          <w:sz w:val="22"/>
+        </w:rPr>
+        <w:t>We will submit an EOI and proceed to full proposal only where official IFAD guidance confirms thematic fit.</w:t>
+      </w:r>
+    </w:p>
+    <w:p>
+      <w:pPr>
+        <w:spacing w:before="280" w:after="120"/>
       </w:pPr>
       <w:r>
         <w:rPr>
@@ -2816,21 +1285,36 @@
           <w:b/>
           <w:i w:val="0"/>
           <w:color w:val="0A1F2E"/>
-          <w:sz w:val="36"/>
+          <w:sz w:val="40"/>
         </w:rPr>
-        <w:t>10. Closing Ask</w:t>
+        <w:t>10. Expression of interest ask</w:t>
       </w:r>
     </w:p>
     <w:p>
       <w:pPr>
-        <w:spacing w:before="80" w:after="40"/>
+        <w:spacing w:after="160" w:line="293" w:lineRule="auto"/>
+        <w:jc w:val="left"/>
+      </w:pPr>
+      <w:r>
+        <w:rPr>
+          <w:rFonts w:ascii="Calibri" w:hAnsi="Calibri" w:eastAsia="Calibri"/>
+          <w:b w:val="0"/>
+          <w:i w:val="0"/>
+          <w:color w:val="1E2F38"/>
+          <w:sz w:val="22"/>
+        </w:rPr>
+        <w:t>Rural development succeeds when families stay healthy enough to work and thrive. FairBanks can help IFAD see that link clearly — with rigorous partners and community-rooted data.</w:t>
+      </w:r>
+    </w:p>
+    <w:p>
+      <w:pPr>
         <w:jc w:val="center"/>
       </w:pPr>
       <w:r>
         <w:drawing>
           <wp:inline xmlns:a="http://schemas.openxmlformats.org/drawingml/2006/main" xmlns:pic="http://schemas.openxmlformats.org/drawingml/2006/picture">
-            <wp:extent cx="4390688" cy="2926080"/>
-            <wp:docPr id="5" name="Picture 5"/>
+            <wp:extent cx="4665106" cy="3108960"/>
+            <wp:docPr id="4" name="Picture 4"/>
             <wp:cNvGraphicFramePr>
               <a:graphicFrameLocks noChangeAspect="1"/>
             </wp:cNvGraphicFramePr>
@@ -2842,7 +1326,7 @@
                     <pic:cNvPicPr/>
                   </pic:nvPicPr>
                   <pic:blipFill>
-                    <a:blip r:embed="rId13"/>
+                    <a:blip r:embed="rId12"/>
                     <a:stretch>
                       <a:fillRect/>
                     </a:stretch>
@@ -2850,7 +1334,7 @@
                   <pic:spPr>
                     <a:xfrm>
                       <a:off x="0" y="0"/>
-                      <a:ext cx="4390688" cy="2926080"/>
+                      <a:ext cx="4665106" cy="3108960"/>
                     </a:xfrm>
                     <a:prstGeom prst="rect"/>
                   </pic:spPr>
@@ -2863,7 +1347,7 @@
     </w:p>
     <w:p>
       <w:pPr>
-        <w:spacing w:after="200" w:before="40" w:line="288" w:lineRule="auto"/>
+        <w:spacing w:after="200" w:line="293" w:lineRule="auto"/>
         <w:jc w:val="center"/>
       </w:pPr>
       <w:r>
@@ -2874,44 +1358,12 @@
           <w:color w:val="3A4A54"/>
           <w:sz w:val="18"/>
         </w:rPr>
-        <w:t>From community needs to lasting health impact</w:t>
+        <w:t>From community health signals to rural policy learning</w:t>
       </w:r>
     </w:p>
     <w:p>
       <w:pPr>
-        <w:spacing w:after="160" w:before="0" w:line="288" w:lineRule="auto"/>
-        <w:jc w:val="left"/>
-      </w:pPr>
-      <w:r>
-        <w:rPr>
-          <w:rFonts w:ascii="Calibri" w:hAnsi="Calibri" w:eastAsia="Calibri"/>
-          <w:b w:val="0"/>
-          <w:i w:val="0"/>
-          <w:color w:val="1E2F38"/>
-          <w:sz w:val="22"/>
-        </w:rPr>
-        <w:t>Rural development succeeds when families stay healthy enough to work and thrive. FairBanks can help IFAD see that link clearly.</w:t>
-      </w:r>
-    </w:p>
-    <w:p>
-      <w:pPr>
-        <w:spacing w:after="160" w:before="0" w:line="288" w:lineRule="auto"/>
-        <w:jc w:val="left"/>
-      </w:pPr>
-      <w:r>
-        <w:rPr>
-          <w:rFonts w:ascii="Calibri" w:hAnsi="Calibri" w:eastAsia="Calibri"/>
-          <w:b w:val="0"/>
-          <w:i w:val="0"/>
-          <w:color w:val="1E2F38"/>
-          <w:sz w:val="22"/>
-        </w:rPr>
-        <w:t>We will submit an EOI and proceed to full proposal only where official guidance confirms thematic fit.</w:t>
-      </w:r>
-    </w:p>
-    <w:p>
-      <w:pPr>
-        <w:spacing w:after="160" w:before="160" w:line="288" w:lineRule="auto"/>
+        <w:spacing w:after="160" w:line="293" w:lineRule="auto"/>
         <w:jc w:val="center"/>
       </w:pPr>
       <w:r>
@@ -2927,7 +1379,7 @@
     </w:p>
     <w:p>
       <w:pPr>
-        <w:spacing w:after="160" w:before="160" w:line="288" w:lineRule="auto"/>
+        <w:spacing w:after="160" w:line="293" w:lineRule="auto"/>
         <w:jc w:val="center"/>
       </w:pPr>
       <w:r>
@@ -2938,7 +1390,7 @@
           <w:color w:val="3A4A54"/>
           <w:sz w:val="16"/>
         </w:rPr>
-        <w:t>Aligned with: https://opportunitiesforyouth.org/2026/07/14/ifad-announces-us1-2-million-grant-call-for-proposals-to-strengthen-rural-development-policies-worldwide/</w:t>
+        <w:t>Source: https://opportunitiesforyouth.org/2026/07/14/ifad-announces-us1-2-million-grant-call-for-proposals-to-strengthen-rural-development-policies-worldwide/</w:t>
       </w:r>
     </w:p>
     <w:sectPr>

--- a/applications/ifad/documents/ifad_word.docx
+++ b/applications/ifad/documents/ifad_word.docx
@@ -46,6 +46,22 @@
           <w:i/>
           <w:color w:val="C45C26"/>
           <w:sz w:val="26"/>
+        </w:rPr>
+        <w:t>FairBanks Community Health Intelligence Platform (FCHIP)</w:t>
+      </w:r>
+    </w:p>
+    <w:p>
+      <w:pPr>
+        <w:spacing w:after="80" w:line="293" w:lineRule="auto"/>
+        <w:jc w:val="center"/>
+      </w:pPr>
+      <w:r>
+        <w:rPr>
+          <w:rFonts w:ascii="Calibri" w:hAnsi="Calibri" w:eastAsia="Calibri"/>
+          <w:b w:val="0"/>
+          <w:i/>
+          <w:color w:val="3A4A54"/>
+          <w:sz w:val="24"/>
         </w:rPr>
         <w:t>Linking community health signals to rural development performance and investment</w:t>
       </w:r>
